--- a/docs/2026-선금청구/선금청구서류_작성본.docx
+++ b/docs/2026-선금청구/선금청구서류_작성본.docx
@@ -57,7 +57,7 @@
           <w:sz w:val="18"/>
           <w:szCs w:val="18"/>
         </w:rPr>
-        <w:t xml:space="preserve">선금 청구액 : 금7,000,000원(금칠백만원정) — 계약금액의 70% (십만원 미만 절사)</w:t>
+        <w:t xml:space="preserve">선금 청구액 : 금5,000,000원(금오백만원정) — 계약금액의 50%  (한도 70% 이내)</w:t>
       </w:r>
     </w:p>
     <w:p>
@@ -752,7 +752,7 @@
                 <w:sz w:val="17"/>
                 <w:szCs w:val="17"/>
               </w:rPr>
-              <w:t xml:space="preserve">이행(선금)보증보험증권 — 보증기간 증권발급일 ~ 2027. 1. 5. 이상(계약종료일 + 60일), 보증금액 선금청구액 + 보증기간 이자상당액</w:t>
+              <w:t xml:space="preserve">이행(선금)보증보험증권 — 보증기간 증권발급일 ~ 2027. 1. 5. 이상(계약종료일 + 60일), 보증금액 5,000,000원 + 보증기간 이자상당액</w:t>
             </w:r>
           </w:p>
         </w:tc>
@@ -1224,7 +1224,7 @@
           <w:sz w:val="18"/>
           <w:szCs w:val="18"/>
         </w:rPr>
-        <w:t xml:space="preserve">잔금 예정액 : 금3,000,000원(금삼백만원정) — 계약금액에서 선금 금7,000,000원(금칠백만원정)을 제외한 금액</w:t>
+        <w:t xml:space="preserve">잔금 예정액 : 금5,000,000원(금오백만원정) — 계약금액에서 선금 금5,000,000원(금오백만원정)을 제외한 금액</w:t>
       </w:r>
     </w:p>
     <w:tbl>
@@ -2247,7 +2247,7 @@
           <w:sz w:val="18"/>
           <w:szCs w:val="18"/>
         </w:rPr>
-        <w:t xml:space="preserve">※ 본 작성본은 모든 날짜의 연도만 표기하고 월·일과 직인은 공란으로 두었다. 출력 후 청구일에 맞춰 월·일을 기재하고 대표자(인)란에 법인인감 또는 사용인감을 날인한다.</w:t>
+        <w:t xml:space="preserve">※ 본 작성본의 작성일은 2026. 9. 28.로 기재되어 있다. 직인은 공란이므로 출력 후 대표자(인)란에 법인인감 또는 사용인감을 날인한다.</w:t>
       </w:r>
     </w:p>
     <w:p>
@@ -2670,7 +2670,7 @@
                 <w:sz w:val="18"/>
                 <w:szCs w:val="18"/>
               </w:rPr>
-              <w:t xml:space="preserve">금7,000,000원(금칠백만원정)  /  계약금액의 70% (십만원 미만 절사)</w:t>
+              <w:t xml:space="preserve">금5,000,000원(금오백만원정)  /  계약금액의 50%  (한도 70% 이내)</w:t>
             </w:r>
           </w:p>
         </w:tc>
@@ -2835,7 +2835,7 @@
           <w:sz w:val="21"/>
           <w:szCs w:val="21"/>
         </w:rPr>
-        <w:t xml:space="preserve">2026.        .        .</w:t>
+        <w:t xml:space="preserve">2026.    9.    28.</w:t>
       </w:r>
     </w:p>
     <w:p>
@@ -2997,7 +2997,7 @@
           <w:sz w:val="20"/>
           <w:szCs w:val="20"/>
         </w:rPr>
-        <w:t xml:space="preserve">○ 선금신청액 :  금7,000,000원(금칠백만원정)  /  70%  (십만원 미만 절사)</w:t>
+        <w:t xml:space="preserve">○ 선금신청액 :  금5,000,000원(금오백만원정)  /  50%  (한도 70% 이내)</w:t>
       </w:r>
     </w:p>
     <w:p>
@@ -3065,7 +3065,7 @@
           <w:sz w:val="21"/>
           <w:szCs w:val="21"/>
         </w:rPr>
-        <w:t xml:space="preserve">2026.        .        .</w:t>
+        <w:t xml:space="preserve">2026.    9.    28.</w:t>
       </w:r>
     </w:p>
     <w:p>
@@ -3213,7 +3213,7 @@
           <w:sz w:val="20"/>
           <w:szCs w:val="20"/>
         </w:rPr>
-        <w:t xml:space="preserve">○ 선금신청액 :  금7,000,000원(금칠백만원정)</w:t>
+        <w:t xml:space="preserve">○ 선금신청액 :  금5,000,000원(금오백만원정)</w:t>
       </w:r>
     </w:p>
     <w:p>
@@ -3244,12 +3244,12 @@
       <w:tblGrid>
         <w:gridCol w:w="1000"/>
         <w:gridCol w:w="1900"/>
-        <w:gridCol w:w="2339"/>
+        <w:gridCol w:w="2239"/>
         <w:gridCol w:w="600"/>
         <w:gridCol w:w="600"/>
         <w:gridCol w:w="1300"/>
         <w:gridCol w:w="1400"/>
-        <w:gridCol w:w="500"/>
+        <w:gridCol w:w="600"/>
       </w:tblGrid>
       <w:tr>
         <w:tc>
@@ -3312,7 +3312,7 @@
         </w:tc>
         <w:tc>
           <w:tcPr>
-            <w:tcW w:type="dxa" w:w="2339"/>
+            <w:tcW w:type="dxa" w:w="2239"/>
             <w:shd w:fill="F2F2F2" w:color="auto" w:val="clear"/>
             <w:tcMar>
               <w:top w:type="dxa" w:w="64"/>
@@ -3457,7 +3457,7 @@
         </w:tc>
         <w:tc>
           <w:tcPr>
-            <w:tcW w:type="dxa" w:w="500"/>
+            <w:tcW w:type="dxa" w:w="600"/>
             <w:shd w:fill="F2F2F2" w:color="auto" w:val="clear"/>
             <w:tcMar>
               <w:top w:type="dxa" w:w="64"/>
@@ -3488,7 +3488,7 @@
       <w:tr>
         <w:tc>
           <w:tcPr>
-            <w:tcW w:type="dxa" w:w="7739"/>
+            <w:tcW w:type="dxa" w:w="7639"/>
             <w:gridSpan w:val="6"/>
             <w:shd w:fill="D9D9D9" w:color="auto" w:val="clear"/>
             <w:tcMar>
@@ -3541,13 +3541,13 @@
                 <w:sz w:val="18"/>
                 <w:szCs w:val="18"/>
               </w:rPr>
-              <w:t xml:space="preserve">7,000,000</w:t>
-            </w:r>
-          </w:p>
-        </w:tc>
-        <w:tc>
-          <w:tcPr>
-            <w:tcW w:type="dxa" w:w="2339"/>
+              <w:t xml:space="preserve">5,000,000</w:t>
+            </w:r>
+          </w:p>
+        </w:tc>
+        <w:tc>
+          <w:tcPr>
+            <w:tcW w:type="dxa" w:w="2239"/>
             <w:shd w:fill="D9D9D9" w:color="auto" w:val="clear"/>
             <w:tcMar>
               <w:top w:type="dxa" w:w="64"/>
@@ -3631,7 +3631,7 @@
         </w:tc>
         <w:tc>
           <w:tcPr>
-            <w:tcW w:type="dxa" w:w="2339"/>
+            <w:tcW w:type="dxa" w:w="2239"/>
             <w:tcMar>
               <w:top w:type="dxa" w:w="34"/>
               <w:left w:type="dxa" w:w="90"/>
@@ -3763,7 +3763,7 @@
         </w:tc>
         <w:tc>
           <w:tcPr>
-            <w:tcW w:type="dxa" w:w="500"/>
+            <w:tcW w:type="dxa" w:w="600"/>
             <w:tcMar>
               <w:top w:type="dxa" w:w="34"/>
               <w:left w:type="dxa" w:w="90"/>
@@ -3838,13 +3838,13 @@
                 <w:sz w:val="17"/>
                 <w:szCs w:val="17"/>
               </w:rPr>
-              <w:t xml:space="preserve">결승 심사수당</w:t>
-            </w:r>
-          </w:p>
-        </w:tc>
-        <w:tc>
-          <w:tcPr>
-            <w:tcW w:type="dxa" w:w="2339"/>
+              <w:t xml:space="preserve">예선 서류 평가료</w:t>
+            </w:r>
+          </w:p>
+        </w:tc>
+        <w:tc>
+          <w:tcPr>
+            <w:tcW w:type="dxa" w:w="2239"/>
             <w:tcMar>
               <w:top w:type="dxa" w:w="34"/>
               <w:left w:type="dxa" w:w="90"/>
@@ -3864,7 +3864,7 @@
                 <w:sz w:val="16"/>
                 <w:szCs w:val="16"/>
               </w:rPr>
-              <w:t xml:space="preserve">현직 VC 심사위원</w:t>
+              <w:t xml:space="preserve">내/외부 심사위원</w:t>
             </w:r>
           </w:p>
         </w:tc>
@@ -3916,7 +3916,7 @@
                 <w:sz w:val="17"/>
                 <w:szCs w:val="17"/>
               </w:rPr>
-              <w:t xml:space="preserve">3</w:t>
+              <w:t xml:space="preserve">2</w:t>
             </w:r>
           </w:p>
         </w:tc>
@@ -3942,7 +3942,7 @@
                 <w:sz w:val="17"/>
                 <w:szCs w:val="17"/>
               </w:rPr>
-              <w:t xml:space="preserve">400,000</w:t>
+              <w:t xml:space="preserve">150,000</w:t>
             </w:r>
           </w:p>
         </w:tc>
@@ -3970,13 +3970,13 @@
                 <w:sz w:val="17"/>
                 <w:szCs w:val="17"/>
               </w:rPr>
-              <w:t xml:space="preserve">1,200,000</w:t>
-            </w:r>
-          </w:p>
-        </w:tc>
-        <w:tc>
-          <w:tcPr>
-            <w:tcW w:type="dxa" w:w="500"/>
+              <w:t xml:space="preserve">300,000</w:t>
+            </w:r>
+          </w:p>
+        </w:tc>
+        <w:tc>
+          <w:tcPr>
+            <w:tcW w:type="dxa" w:w="600"/>
             <w:tcMar>
               <w:top w:type="dxa" w:w="34"/>
               <w:left w:type="dxa" w:w="90"/>
@@ -4051,13 +4051,13 @@
                 <w:sz w:val="17"/>
                 <w:szCs w:val="17"/>
               </w:rPr>
-              <w:t xml:space="preserve">예선 서류 평가료</w:t>
-            </w:r>
-          </w:p>
-        </w:tc>
-        <w:tc>
-          <w:tcPr>
-            <w:tcW w:type="dxa" w:w="2339"/>
+              <w:t xml:space="preserve">창업 특강 강사료</w:t>
+            </w:r>
+          </w:p>
+        </w:tc>
+        <w:tc>
+          <w:tcPr>
+            <w:tcW w:type="dxa" w:w="2239"/>
             <w:tcMar>
               <w:top w:type="dxa" w:w="34"/>
               <w:left w:type="dxa" w:w="90"/>
@@ -4077,7 +4077,7 @@
                 <w:sz w:val="16"/>
                 <w:szCs w:val="16"/>
               </w:rPr>
-              <w:t xml:space="preserve">내/외부 심사위원</w:t>
+              <w:t xml:space="preserve">강사수당 지급기준 나급 · 2시간</w:t>
             </w:r>
           </w:p>
         </w:tc>
@@ -4103,7 +4103,7 @@
                 <w:sz w:val="17"/>
                 <w:szCs w:val="17"/>
               </w:rPr>
-              <w:t xml:space="preserve">명</w:t>
+              <w:t xml:space="preserve">건</w:t>
             </w:r>
           </w:p>
         </w:tc>
@@ -4129,7 +4129,7 @@
                 <w:sz w:val="17"/>
                 <w:szCs w:val="17"/>
               </w:rPr>
-              <w:t xml:space="preserve">2</w:t>
+              <w:t xml:space="preserve">1</w:t>
             </w:r>
           </w:p>
         </w:tc>
@@ -4155,7 +4155,7 @@
                 <w:sz w:val="17"/>
                 <w:szCs w:val="17"/>
               </w:rPr>
-              <w:t xml:space="preserve">150,000</w:t>
+              <w:t xml:space="preserve">250,000</w:t>
             </w:r>
           </w:p>
         </w:tc>
@@ -4183,13 +4183,13 @@
                 <w:sz w:val="17"/>
                 <w:szCs w:val="17"/>
               </w:rPr>
-              <w:t xml:space="preserve">300,000</w:t>
-            </w:r>
-          </w:p>
-        </w:tc>
-        <w:tc>
-          <w:tcPr>
-            <w:tcW w:type="dxa" w:w="500"/>
+              <w:t xml:space="preserve">250,000</w:t>
+            </w:r>
+          </w:p>
+        </w:tc>
+        <w:tc>
+          <w:tcPr>
+            <w:tcW w:type="dxa" w:w="600"/>
             <w:tcMar>
               <w:top w:type="dxa" w:w="34"/>
               <w:left w:type="dxa" w:w="90"/>
@@ -4218,7 +4218,7 @@
         <w:tc>
           <w:tcPr>
             <w:tcW w:type="dxa" w:w="1000"/>
-            <w:vMerge w:val="continue"/>
+            <w:vMerge w:val="restart"/>
             <w:tcMar>
               <w:top w:type="dxa" w:w="34"/>
               <w:left w:type="dxa" w:w="90"/>
@@ -4230,163 +4230,7 @@
           <w:p>
             <w:pPr>
               <w:spacing w:after="0" w:line="270"/>
-              <w:jc w:val="left"/>
-            </w:pPr>
-            <w:r>
-              <w:rPr>
-                <w:rFonts w:ascii="맑은 고딕" w:cs="맑은 고딕" w:eastAsia="맑은 고딕" w:hAnsi="맑은 고딕" w:hint="eastAsia"/>
-                <w:sz w:val="18"/>
-                <w:szCs w:val="18"/>
-              </w:rPr>
-              <w:t xml:space="preserve"/>
-            </w:r>
-          </w:p>
-        </w:tc>
-        <w:tc>
-          <w:tcPr>
-            <w:tcW w:type="dxa" w:w="1900"/>
-            <w:tcMar>
-              <w:top w:type="dxa" w:w="34"/>
-              <w:left w:type="dxa" w:w="90"/>
-              <w:bottom w:type="dxa" w:w="34"/>
-              <w:right w:type="dxa" w:w="90"/>
-            </w:tcMar>
-            <w:vAlign w:val="center"/>
-          </w:tcPr>
-          <w:p>
-            <w:pPr>
-              <w:spacing w:after="0" w:line="270"/>
-              <w:jc w:val="left"/>
-            </w:pPr>
-            <w:r>
-              <w:rPr>
-                <w:rFonts w:ascii="맑은 고딕" w:cs="맑은 고딕" w:eastAsia="맑은 고딕" w:hAnsi="맑은 고딕" w:hint="eastAsia"/>
-                <w:sz w:val="17"/>
-                <w:szCs w:val="17"/>
-              </w:rPr>
-              <w:t xml:space="preserve">창업 특강 강사료</w:t>
-            </w:r>
-          </w:p>
-        </w:tc>
-        <w:tc>
-          <w:tcPr>
-            <w:tcW w:type="dxa" w:w="2339"/>
-            <w:tcMar>
-              <w:top w:type="dxa" w:w="34"/>
-              <w:left w:type="dxa" w:w="90"/>
-              <w:bottom w:type="dxa" w:w="34"/>
-              <w:right w:type="dxa" w:w="90"/>
-            </w:tcMar>
-            <w:vAlign w:val="center"/>
-          </w:tcPr>
-          <w:p>
-            <w:pPr>
-              <w:spacing w:after="0" w:line="270"/>
-              <w:jc w:val="left"/>
-            </w:pPr>
-            <w:r>
-              <w:rPr>
-                <w:rFonts w:ascii="맑은 고딕" w:cs="맑은 고딕" w:eastAsia="맑은 고딕" w:hAnsi="맑은 고딕" w:hint="eastAsia"/>
-                <w:sz w:val="16"/>
-                <w:szCs w:val="16"/>
-              </w:rPr>
-              <w:t xml:space="preserve">강사수당 지급기준 나급 · 2시간</w:t>
-            </w:r>
-          </w:p>
-        </w:tc>
-        <w:tc>
-          <w:tcPr>
-            <w:tcW w:type="dxa" w:w="600"/>
-            <w:tcMar>
-              <w:top w:type="dxa" w:w="34"/>
-              <w:left w:type="dxa" w:w="90"/>
-              <w:bottom w:type="dxa" w:w="34"/>
-              <w:right w:type="dxa" w:w="90"/>
-            </w:tcMar>
-            <w:vAlign w:val="center"/>
-          </w:tcPr>
-          <w:p>
-            <w:pPr>
-              <w:spacing w:after="0" w:line="270"/>
-              <w:jc w:val="center"/>
-            </w:pPr>
-            <w:r>
-              <w:rPr>
-                <w:rFonts w:ascii="맑은 고딕" w:cs="맑은 고딕" w:eastAsia="맑은 고딕" w:hAnsi="맑은 고딕" w:hint="eastAsia"/>
-                <w:sz w:val="17"/>
-                <w:szCs w:val="17"/>
-              </w:rPr>
-              <w:t xml:space="preserve">건</w:t>
-            </w:r>
-          </w:p>
-        </w:tc>
-        <w:tc>
-          <w:tcPr>
-            <w:tcW w:type="dxa" w:w="600"/>
-            <w:tcMar>
-              <w:top w:type="dxa" w:w="34"/>
-              <w:left w:type="dxa" w:w="90"/>
-              <w:bottom w:type="dxa" w:w="34"/>
-              <w:right w:type="dxa" w:w="90"/>
-            </w:tcMar>
-            <w:vAlign w:val="center"/>
-          </w:tcPr>
-          <w:p>
-            <w:pPr>
-              <w:spacing w:after="0" w:line="270"/>
-              <w:jc w:val="center"/>
-            </w:pPr>
-            <w:r>
-              <w:rPr>
-                <w:rFonts w:ascii="맑은 고딕" w:cs="맑은 고딕" w:eastAsia="맑은 고딕" w:hAnsi="맑은 고딕" w:hint="eastAsia"/>
-                <w:sz w:val="17"/>
-                <w:szCs w:val="17"/>
-              </w:rPr>
-              <w:t xml:space="preserve">1</w:t>
-            </w:r>
-          </w:p>
-        </w:tc>
-        <w:tc>
-          <w:tcPr>
-            <w:tcW w:type="dxa" w:w="1300"/>
-            <w:tcMar>
-              <w:top w:type="dxa" w:w="34"/>
-              <w:left w:type="dxa" w:w="90"/>
-              <w:bottom w:type="dxa" w:w="34"/>
-              <w:right w:type="dxa" w:w="90"/>
-            </w:tcMar>
-            <w:vAlign w:val="center"/>
-          </w:tcPr>
-          <w:p>
-            <w:pPr>
-              <w:spacing w:after="0" w:line="270"/>
-              <w:jc w:val="right"/>
-            </w:pPr>
-            <w:r>
-              <w:rPr>
-                <w:rFonts w:ascii="맑은 고딕" w:cs="맑은 고딕" w:eastAsia="맑은 고딕" w:hAnsi="맑은 고딕" w:hint="eastAsia"/>
-                <w:sz w:val="17"/>
-                <w:szCs w:val="17"/>
-              </w:rPr>
-              <w:t xml:space="preserve">250,000</w:t>
-            </w:r>
-          </w:p>
-        </w:tc>
-        <w:tc>
-          <w:tcPr>
-            <w:tcW w:type="dxa" w:w="1400"/>
-            <w:tcMar>
-              <w:top w:type="dxa" w:w="34"/>
-              <w:left w:type="dxa" w:w="90"/>
-              <w:bottom w:type="dxa" w:w="34"/>
-              <w:right w:type="dxa" w:w="90"/>
-            </w:tcMar>
-            <w:vAlign w:val="center"/>
-          </w:tcPr>
-          <w:p>
-            <w:pPr>
-              <w:spacing w:after="0" w:line="270"/>
-              <w:jc w:val="right"/>
+              <w:jc w:val="center"/>
             </w:pPr>
             <w:r>
               <w:rPr>
@@ -4396,13 +4240,13 @@
                 <w:sz w:val="17"/>
                 <w:szCs w:val="17"/>
               </w:rPr>
-              <w:t xml:space="preserve">250,000</w:t>
-            </w:r>
-          </w:p>
-        </w:tc>
-        <w:tc>
-          <w:tcPr>
-            <w:tcW w:type="dxa" w:w="500"/>
+              <w:t xml:space="preserve">재료비</w:t>
+            </w:r>
+          </w:p>
+        </w:tc>
+        <w:tc>
+          <w:tcPr>
+            <w:tcW w:type="dxa" w:w="1900"/>
             <w:tcMar>
               <w:top w:type="dxa" w:w="34"/>
               <w:left w:type="dxa" w:w="90"/>
@@ -4414,7 +4258,33 @@
           <w:p>
             <w:pPr>
               <w:spacing w:after="0" w:line="270"/>
-              <w:jc w:val="center"/>
+              <w:jc w:val="left"/>
+            </w:pPr>
+            <w:r>
+              <w:rPr>
+                <w:rFonts w:ascii="맑은 고딕" w:cs="맑은 고딕" w:eastAsia="맑은 고딕" w:hAnsi="맑은 고딕" w:hint="eastAsia"/>
+                <w:sz w:val="17"/>
+                <w:szCs w:val="17"/>
+              </w:rPr>
+              <w:t xml:space="preserve">AI 코딩 도구 이용료</w:t>
+            </w:r>
+          </w:p>
+        </w:tc>
+        <w:tc>
+          <w:tcPr>
+            <w:tcW w:type="dxa" w:w="2239"/>
+            <w:tcMar>
+              <w:top w:type="dxa" w:w="34"/>
+              <w:left w:type="dxa" w:w="90"/>
+              <w:bottom w:type="dxa" w:w="34"/>
+              <w:right w:type="dxa" w:w="90"/>
+            </w:tcMar>
+            <w:vAlign w:val="center"/>
+          </w:tcPr>
+          <w:p>
+            <w:pPr>
+              <w:spacing w:after="0" w:line="270"/>
+              <w:jc w:val="left"/>
             </w:pPr>
             <w:r>
               <w:rPr>
@@ -4422,16 +4292,13 @@
                 <w:sz w:val="16"/>
                 <w:szCs w:val="16"/>
               </w:rPr>
-              <w:t xml:space="preserve"/>
-            </w:r>
-          </w:p>
-        </w:tc>
-      </w:tr>
-      <w:tr>
-        <w:tc>
-          <w:tcPr>
-            <w:tcW w:type="dxa" w:w="1000"/>
-            <w:vMerge w:val="restart"/>
+              <w:t xml:space="preserve">멘토링 대상 10개 팀 · 1인당 50,000원</w:t>
+            </w:r>
+          </w:p>
+        </w:tc>
+        <w:tc>
+          <w:tcPr>
+            <w:tcW w:type="dxa" w:w="600"/>
             <w:tcMar>
               <w:top w:type="dxa" w:w="34"/>
               <w:left w:type="dxa" w:w="90"/>
@@ -4444,6 +4311,84 @@
             <w:pPr>
               <w:spacing w:after="0" w:line="270"/>
               <w:jc w:val="center"/>
+            </w:pPr>
+            <w:r>
+              <w:rPr>
+                <w:rFonts w:ascii="맑은 고딕" w:cs="맑은 고딕" w:eastAsia="맑은 고딕" w:hAnsi="맑은 고딕" w:hint="eastAsia"/>
+                <w:sz w:val="17"/>
+                <w:szCs w:val="17"/>
+              </w:rPr>
+              <w:t xml:space="preserve">명</w:t>
+            </w:r>
+          </w:p>
+        </w:tc>
+        <w:tc>
+          <w:tcPr>
+            <w:tcW w:type="dxa" w:w="600"/>
+            <w:tcMar>
+              <w:top w:type="dxa" w:w="34"/>
+              <w:left w:type="dxa" w:w="90"/>
+              <w:bottom w:type="dxa" w:w="34"/>
+              <w:right w:type="dxa" w:w="90"/>
+            </w:tcMar>
+            <w:vAlign w:val="center"/>
+          </w:tcPr>
+          <w:p>
+            <w:pPr>
+              <w:spacing w:after="0" w:line="270"/>
+              <w:jc w:val="center"/>
+            </w:pPr>
+            <w:r>
+              <w:rPr>
+                <w:rFonts w:ascii="맑은 고딕" w:cs="맑은 고딕" w:eastAsia="맑은 고딕" w:hAnsi="맑은 고딕" w:hint="eastAsia"/>
+                <w:sz w:val="17"/>
+                <w:szCs w:val="17"/>
+              </w:rPr>
+              <w:t xml:space="preserve">30</w:t>
+            </w:r>
+          </w:p>
+        </w:tc>
+        <w:tc>
+          <w:tcPr>
+            <w:tcW w:type="dxa" w:w="1300"/>
+            <w:tcMar>
+              <w:top w:type="dxa" w:w="34"/>
+              <w:left w:type="dxa" w:w="90"/>
+              <w:bottom w:type="dxa" w:w="34"/>
+              <w:right w:type="dxa" w:w="90"/>
+            </w:tcMar>
+            <w:vAlign w:val="center"/>
+          </w:tcPr>
+          <w:p>
+            <w:pPr>
+              <w:spacing w:after="0" w:line="270"/>
+              <w:jc w:val="right"/>
+            </w:pPr>
+            <w:r>
+              <w:rPr>
+                <w:rFonts w:ascii="맑은 고딕" w:cs="맑은 고딕" w:eastAsia="맑은 고딕" w:hAnsi="맑은 고딕" w:hint="eastAsia"/>
+                <w:sz w:val="17"/>
+                <w:szCs w:val="17"/>
+              </w:rPr>
+              <w:t xml:space="preserve">50,000</w:t>
+            </w:r>
+          </w:p>
+        </w:tc>
+        <w:tc>
+          <w:tcPr>
+            <w:tcW w:type="dxa" w:w="1400"/>
+            <w:tcMar>
+              <w:top w:type="dxa" w:w="34"/>
+              <w:left w:type="dxa" w:w="90"/>
+              <w:bottom w:type="dxa" w:w="34"/>
+              <w:right w:type="dxa" w:w="90"/>
+            </w:tcMar>
+            <w:vAlign w:val="center"/>
+          </w:tcPr>
+          <w:p>
+            <w:pPr>
+              <w:spacing w:after="0" w:line="270"/>
+              <w:jc w:val="right"/>
             </w:pPr>
             <w:r>
               <w:rPr>
@@ -4453,7 +4398,62 @@
                 <w:sz w:val="17"/>
                 <w:szCs w:val="17"/>
               </w:rPr>
-              <w:t xml:space="preserve">재료비</w:t>
+              <w:t xml:space="preserve">1,500,000</w:t>
+            </w:r>
+          </w:p>
+        </w:tc>
+        <w:tc>
+          <w:tcPr>
+            <w:tcW w:type="dxa" w:w="600"/>
+            <w:tcMar>
+              <w:top w:type="dxa" w:w="34"/>
+              <w:left w:type="dxa" w:w="90"/>
+              <w:bottom w:type="dxa" w:w="34"/>
+              <w:right w:type="dxa" w:w="90"/>
+            </w:tcMar>
+            <w:vAlign w:val="center"/>
+          </w:tcPr>
+          <w:p>
+            <w:pPr>
+              <w:spacing w:after="0" w:line="270"/>
+              <w:jc w:val="center"/>
+            </w:pPr>
+            <w:r>
+              <w:rPr>
+                <w:rFonts w:ascii="맑은 고딕" w:cs="맑은 고딕" w:eastAsia="맑은 고딕" w:hAnsi="맑은 고딕" w:hint="eastAsia"/>
+                <w:sz w:val="16"/>
+                <w:szCs w:val="16"/>
+              </w:rPr>
+              <w:t xml:space="preserve"/>
+            </w:r>
+          </w:p>
+        </w:tc>
+      </w:tr>
+      <w:tr>
+        <w:tc>
+          <w:tcPr>
+            <w:tcW w:type="dxa" w:w="1000"/>
+            <w:vMerge w:val="continue"/>
+            <w:tcMar>
+              <w:top w:type="dxa" w:w="34"/>
+              <w:left w:type="dxa" w:w="90"/>
+              <w:bottom w:type="dxa" w:w="34"/>
+              <w:right w:type="dxa" w:w="90"/>
+            </w:tcMar>
+            <w:vAlign w:val="center"/>
+          </w:tcPr>
+          <w:p>
+            <w:pPr>
+              <w:spacing w:after="0" w:line="270"/>
+              <w:jc w:val="left"/>
+            </w:pPr>
+            <w:r>
+              <w:rPr>
+                <w:rFonts w:ascii="맑은 고딕" w:cs="맑은 고딕" w:eastAsia="맑은 고딕" w:hAnsi="맑은 고딕" w:hint="eastAsia"/>
+                <w:sz w:val="18"/>
+                <w:szCs w:val="18"/>
+              </w:rPr>
+              <w:t xml:space="preserve"/>
             </w:r>
           </w:p>
         </w:tc>
@@ -4479,13 +4479,13 @@
                 <w:sz w:val="17"/>
                 <w:szCs w:val="17"/>
               </w:rPr>
-              <w:t xml:space="preserve">AI 코딩 도구 이용료</w:t>
-            </w:r>
-          </w:p>
-        </w:tc>
-        <w:tc>
-          <w:tcPr>
-            <w:tcW w:type="dxa" w:w="2339"/>
+              <w:t xml:space="preserve">홍보물 · 인쇄비</w:t>
+            </w:r>
+          </w:p>
+        </w:tc>
+        <w:tc>
+          <w:tcPr>
+            <w:tcW w:type="dxa" w:w="2239"/>
             <w:tcMar>
               <w:top w:type="dxa" w:w="34"/>
               <w:left w:type="dxa" w:w="90"/>
@@ -4505,7 +4505,7 @@
                 <w:sz w:val="16"/>
                 <w:szCs w:val="16"/>
               </w:rPr>
-              <w:t xml:space="preserve">멘토링 대상 10개 팀 · 1인당 50,000원</w:t>
+              <w:t xml:space="preserve">포스터, 현수막, 자료집, 상장</w:t>
             </w:r>
           </w:p>
         </w:tc>
@@ -4531,7 +4531,7 @@
                 <w:sz w:val="17"/>
                 <w:szCs w:val="17"/>
               </w:rPr>
-              <w:t xml:space="preserve">명</w:t>
+              <w:t xml:space="preserve">식</w:t>
             </w:r>
           </w:p>
         </w:tc>
@@ -4557,7 +4557,7 @@
                 <w:sz w:val="17"/>
                 <w:szCs w:val="17"/>
               </w:rPr>
-              <w:t xml:space="preserve">30</w:t>
+              <w:t xml:space="preserve">1</w:t>
             </w:r>
           </w:p>
         </w:tc>
@@ -4583,7 +4583,7 @@
                 <w:sz w:val="17"/>
                 <w:szCs w:val="17"/>
               </w:rPr>
-              <w:t xml:space="preserve">50,000</w:t>
+              <w:t xml:space="preserve">700,000</w:t>
             </w:r>
           </w:p>
         </w:tc>
@@ -4611,13 +4611,13 @@
                 <w:sz w:val="17"/>
                 <w:szCs w:val="17"/>
               </w:rPr>
-              <w:t xml:space="preserve">1,500,000</w:t>
-            </w:r>
-          </w:p>
-        </w:tc>
-        <w:tc>
-          <w:tcPr>
-            <w:tcW w:type="dxa" w:w="500"/>
+              <w:t xml:space="preserve">700,000</w:t>
+            </w:r>
+          </w:p>
+        </w:tc>
+        <w:tc>
+          <w:tcPr>
+            <w:tcW w:type="dxa" w:w="600"/>
             <w:tcMar>
               <w:top w:type="dxa" w:w="34"/>
               <w:left w:type="dxa" w:w="90"/>
@@ -4646,7 +4646,7 @@
         <w:tc>
           <w:tcPr>
             <w:tcW w:type="dxa" w:w="1000"/>
-            <w:vMerge w:val="continue"/>
+            <w:vMerge w:val="restart"/>
             <w:tcMar>
               <w:top w:type="dxa" w:w="34"/>
               <w:left w:type="dxa" w:w="90"/>
@@ -4658,163 +4658,7 @@
           <w:p>
             <w:pPr>
               <w:spacing w:after="0" w:line="270"/>
-              <w:jc w:val="left"/>
-            </w:pPr>
-            <w:r>
-              <w:rPr>
-                <w:rFonts w:ascii="맑은 고딕" w:cs="맑은 고딕" w:eastAsia="맑은 고딕" w:hAnsi="맑은 고딕" w:hint="eastAsia"/>
-                <w:sz w:val="18"/>
-                <w:szCs w:val="18"/>
-              </w:rPr>
-              <w:t xml:space="preserve"/>
-            </w:r>
-          </w:p>
-        </w:tc>
-        <w:tc>
-          <w:tcPr>
-            <w:tcW w:type="dxa" w:w="1900"/>
-            <w:tcMar>
-              <w:top w:type="dxa" w:w="34"/>
-              <w:left w:type="dxa" w:w="90"/>
-              <w:bottom w:type="dxa" w:w="34"/>
-              <w:right w:type="dxa" w:w="90"/>
-            </w:tcMar>
-            <w:vAlign w:val="center"/>
-          </w:tcPr>
-          <w:p>
-            <w:pPr>
-              <w:spacing w:after="0" w:line="270"/>
-              <w:jc w:val="left"/>
-            </w:pPr>
-            <w:r>
-              <w:rPr>
-                <w:rFonts w:ascii="맑은 고딕" w:cs="맑은 고딕" w:eastAsia="맑은 고딕" w:hAnsi="맑은 고딕" w:hint="eastAsia"/>
-                <w:sz w:val="17"/>
-                <w:szCs w:val="17"/>
-              </w:rPr>
-              <w:t xml:space="preserve">홍보물 · 인쇄비</w:t>
-            </w:r>
-          </w:p>
-        </w:tc>
-        <w:tc>
-          <w:tcPr>
-            <w:tcW w:type="dxa" w:w="2339"/>
-            <w:tcMar>
-              <w:top w:type="dxa" w:w="34"/>
-              <w:left w:type="dxa" w:w="90"/>
-              <w:bottom w:type="dxa" w:w="34"/>
-              <w:right w:type="dxa" w:w="90"/>
-            </w:tcMar>
-            <w:vAlign w:val="center"/>
-          </w:tcPr>
-          <w:p>
-            <w:pPr>
-              <w:spacing w:after="0" w:line="270"/>
-              <w:jc w:val="left"/>
-            </w:pPr>
-            <w:r>
-              <w:rPr>
-                <w:rFonts w:ascii="맑은 고딕" w:cs="맑은 고딕" w:eastAsia="맑은 고딕" w:hAnsi="맑은 고딕" w:hint="eastAsia"/>
-                <w:sz w:val="16"/>
-                <w:szCs w:val="16"/>
-              </w:rPr>
-              <w:t xml:space="preserve">포스터, 현수막, 자료집, 상장</w:t>
-            </w:r>
-          </w:p>
-        </w:tc>
-        <w:tc>
-          <w:tcPr>
-            <w:tcW w:type="dxa" w:w="600"/>
-            <w:tcMar>
-              <w:top w:type="dxa" w:w="34"/>
-              <w:left w:type="dxa" w:w="90"/>
-              <w:bottom w:type="dxa" w:w="34"/>
-              <w:right w:type="dxa" w:w="90"/>
-            </w:tcMar>
-            <w:vAlign w:val="center"/>
-          </w:tcPr>
-          <w:p>
-            <w:pPr>
-              <w:spacing w:after="0" w:line="270"/>
-              <w:jc w:val="center"/>
-            </w:pPr>
-            <w:r>
-              <w:rPr>
-                <w:rFonts w:ascii="맑은 고딕" w:cs="맑은 고딕" w:eastAsia="맑은 고딕" w:hAnsi="맑은 고딕" w:hint="eastAsia"/>
-                <w:sz w:val="17"/>
-                <w:szCs w:val="17"/>
-              </w:rPr>
-              <w:t xml:space="preserve">식</w:t>
-            </w:r>
-          </w:p>
-        </w:tc>
-        <w:tc>
-          <w:tcPr>
-            <w:tcW w:type="dxa" w:w="600"/>
-            <w:tcMar>
-              <w:top w:type="dxa" w:w="34"/>
-              <w:left w:type="dxa" w:w="90"/>
-              <w:bottom w:type="dxa" w:w="34"/>
-              <w:right w:type="dxa" w:w="90"/>
-            </w:tcMar>
-            <w:vAlign w:val="center"/>
-          </w:tcPr>
-          <w:p>
-            <w:pPr>
-              <w:spacing w:after="0" w:line="270"/>
-              <w:jc w:val="center"/>
-            </w:pPr>
-            <w:r>
-              <w:rPr>
-                <w:rFonts w:ascii="맑은 고딕" w:cs="맑은 고딕" w:eastAsia="맑은 고딕" w:hAnsi="맑은 고딕" w:hint="eastAsia"/>
-                <w:sz w:val="17"/>
-                <w:szCs w:val="17"/>
-              </w:rPr>
-              <w:t xml:space="preserve">1</w:t>
-            </w:r>
-          </w:p>
-        </w:tc>
-        <w:tc>
-          <w:tcPr>
-            <w:tcW w:type="dxa" w:w="1300"/>
-            <w:tcMar>
-              <w:top w:type="dxa" w:w="34"/>
-              <w:left w:type="dxa" w:w="90"/>
-              <w:bottom w:type="dxa" w:w="34"/>
-              <w:right w:type="dxa" w:w="90"/>
-            </w:tcMar>
-            <w:vAlign w:val="center"/>
-          </w:tcPr>
-          <w:p>
-            <w:pPr>
-              <w:spacing w:after="0" w:line="270"/>
-              <w:jc w:val="right"/>
-            </w:pPr>
-            <w:r>
-              <w:rPr>
-                <w:rFonts w:ascii="맑은 고딕" w:cs="맑은 고딕" w:eastAsia="맑은 고딕" w:hAnsi="맑은 고딕" w:hint="eastAsia"/>
-                <w:sz w:val="17"/>
-                <w:szCs w:val="17"/>
-              </w:rPr>
-              <w:t xml:space="preserve">700,000</w:t>
-            </w:r>
-          </w:p>
-        </w:tc>
-        <w:tc>
-          <w:tcPr>
-            <w:tcW w:type="dxa" w:w="1400"/>
-            <w:tcMar>
-              <w:top w:type="dxa" w:w="34"/>
-              <w:left w:type="dxa" w:w="90"/>
-              <w:bottom w:type="dxa" w:w="34"/>
-              <w:right w:type="dxa" w:w="90"/>
-            </w:tcMar>
-            <w:vAlign w:val="center"/>
-          </w:tcPr>
-          <w:p>
-            <w:pPr>
-              <w:spacing w:after="0" w:line="270"/>
-              <w:jc w:val="right"/>
+              <w:jc w:val="center"/>
             </w:pPr>
             <w:r>
               <w:rPr>
@@ -4824,13 +4668,13 @@
                 <w:sz w:val="17"/>
                 <w:szCs w:val="17"/>
               </w:rPr>
-              <w:t xml:space="preserve">700,000</w:t>
-            </w:r>
-          </w:p>
-        </w:tc>
-        <w:tc>
-          <w:tcPr>
-            <w:tcW w:type="dxa" w:w="500"/>
+              <w:t xml:space="preserve">경  비</w:t>
+            </w:r>
+          </w:p>
+        </w:tc>
+        <w:tc>
+          <w:tcPr>
+            <w:tcW w:type="dxa" w:w="1900"/>
             <w:tcMar>
               <w:top w:type="dxa" w:w="34"/>
               <w:left w:type="dxa" w:w="90"/>
@@ -4842,7 +4686,33 @@
           <w:p>
             <w:pPr>
               <w:spacing w:after="0" w:line="270"/>
-              <w:jc w:val="center"/>
+              <w:jc w:val="left"/>
+            </w:pPr>
+            <w:r>
+              <w:rPr>
+                <w:rFonts w:ascii="맑은 고딕" w:cs="맑은 고딕" w:eastAsia="맑은 고딕" w:hAnsi="맑은 고딕" w:hint="eastAsia"/>
+                <w:sz w:val="17"/>
+                <w:szCs w:val="17"/>
+              </w:rPr>
+              <w:t xml:space="preserve">행사 운영비</w:t>
+            </w:r>
+          </w:p>
+        </w:tc>
+        <w:tc>
+          <w:tcPr>
+            <w:tcW w:type="dxa" w:w="2239"/>
+            <w:tcMar>
+              <w:top w:type="dxa" w:w="34"/>
+              <w:left w:type="dxa" w:w="90"/>
+              <w:bottom w:type="dxa" w:w="34"/>
+              <w:right w:type="dxa" w:w="90"/>
+            </w:tcMar>
+            <w:vAlign w:val="center"/>
+          </w:tcPr>
+          <w:p>
+            <w:pPr>
+              <w:spacing w:after="0" w:line="270"/>
+              <w:jc w:val="left"/>
             </w:pPr>
             <w:r>
               <w:rPr>
@@ -4850,16 +4720,13 @@
                 <w:sz w:val="16"/>
                 <w:szCs w:val="16"/>
               </w:rPr>
-              <w:t xml:space="preserve"/>
-            </w:r>
-          </w:p>
-        </w:tc>
-      </w:tr>
-      <w:tr>
-        <w:tc>
-          <w:tcPr>
-            <w:tcW w:type="dxa" w:w="1000"/>
-            <w:vMerge w:val="restart"/>
+              <w:t xml:space="preserve">식대·다과, 소모품, 현장 운영 인력</w:t>
+            </w:r>
+          </w:p>
+        </w:tc>
+        <w:tc>
+          <w:tcPr>
+            <w:tcW w:type="dxa" w:w="600"/>
             <w:tcMar>
               <w:top w:type="dxa" w:w="34"/>
               <w:left w:type="dxa" w:w="90"/>
@@ -4872,6 +4739,84 @@
             <w:pPr>
               <w:spacing w:after="0" w:line="270"/>
               <w:jc w:val="center"/>
+            </w:pPr>
+            <w:r>
+              <w:rPr>
+                <w:rFonts w:ascii="맑은 고딕" w:cs="맑은 고딕" w:eastAsia="맑은 고딕" w:hAnsi="맑은 고딕" w:hint="eastAsia"/>
+                <w:sz w:val="17"/>
+                <w:szCs w:val="17"/>
+              </w:rPr>
+              <w:t xml:space="preserve">식</w:t>
+            </w:r>
+          </w:p>
+        </w:tc>
+        <w:tc>
+          <w:tcPr>
+            <w:tcW w:type="dxa" w:w="600"/>
+            <w:tcMar>
+              <w:top w:type="dxa" w:w="34"/>
+              <w:left w:type="dxa" w:w="90"/>
+              <w:bottom w:type="dxa" w:w="34"/>
+              <w:right w:type="dxa" w:w="90"/>
+            </w:tcMar>
+            <w:vAlign w:val="center"/>
+          </w:tcPr>
+          <w:p>
+            <w:pPr>
+              <w:spacing w:after="0" w:line="270"/>
+              <w:jc w:val="center"/>
+            </w:pPr>
+            <w:r>
+              <w:rPr>
+                <w:rFonts w:ascii="맑은 고딕" w:cs="맑은 고딕" w:eastAsia="맑은 고딕" w:hAnsi="맑은 고딕" w:hint="eastAsia"/>
+                <w:sz w:val="17"/>
+                <w:szCs w:val="17"/>
+              </w:rPr>
+              <w:t xml:space="preserve">1</w:t>
+            </w:r>
+          </w:p>
+        </w:tc>
+        <w:tc>
+          <w:tcPr>
+            <w:tcW w:type="dxa" w:w="1300"/>
+            <w:tcMar>
+              <w:top w:type="dxa" w:w="34"/>
+              <w:left w:type="dxa" w:w="90"/>
+              <w:bottom w:type="dxa" w:w="34"/>
+              <w:right w:type="dxa" w:w="90"/>
+            </w:tcMar>
+            <w:vAlign w:val="center"/>
+          </w:tcPr>
+          <w:p>
+            <w:pPr>
+              <w:spacing w:after="0" w:line="270"/>
+              <w:jc w:val="right"/>
+            </w:pPr>
+            <w:r>
+              <w:rPr>
+                <w:rFonts w:ascii="맑은 고딕" w:cs="맑은 고딕" w:eastAsia="맑은 고딕" w:hAnsi="맑은 고딕" w:hint="eastAsia"/>
+                <w:sz w:val="17"/>
+                <w:szCs w:val="17"/>
+              </w:rPr>
+              <w:t xml:space="preserve">750,000</w:t>
+            </w:r>
+          </w:p>
+        </w:tc>
+        <w:tc>
+          <w:tcPr>
+            <w:tcW w:type="dxa" w:w="1400"/>
+            <w:tcMar>
+              <w:top w:type="dxa" w:w="34"/>
+              <w:left w:type="dxa" w:w="90"/>
+              <w:bottom w:type="dxa" w:w="34"/>
+              <w:right w:type="dxa" w:w="90"/>
+            </w:tcMar>
+            <w:vAlign w:val="center"/>
+          </w:tcPr>
+          <w:p>
+            <w:pPr>
+              <w:spacing w:after="0" w:line="270"/>
+              <w:jc w:val="right"/>
             </w:pPr>
             <w:r>
               <w:rPr>
@@ -4881,13 +4826,13 @@
                 <w:sz w:val="17"/>
                 <w:szCs w:val="17"/>
               </w:rPr>
-              <w:t xml:space="preserve">경  비</w:t>
-            </w:r>
-          </w:p>
-        </w:tc>
-        <w:tc>
-          <w:tcPr>
-            <w:tcW w:type="dxa" w:w="1900"/>
+              <w:t xml:space="preserve">750,000</w:t>
+            </w:r>
+          </w:p>
+        </w:tc>
+        <w:tc>
+          <w:tcPr>
+            <w:tcW w:type="dxa" w:w="600"/>
             <w:tcMar>
               <w:top w:type="dxa" w:w="34"/>
               <w:left w:type="dxa" w:w="90"/>
@@ -4899,33 +4844,7 @@
           <w:p>
             <w:pPr>
               <w:spacing w:after="0" w:line="270"/>
-              <w:jc w:val="left"/>
-            </w:pPr>
-            <w:r>
-              <w:rPr>
-                <w:rFonts w:ascii="맑은 고딕" w:cs="맑은 고딕" w:eastAsia="맑은 고딕" w:hAnsi="맑은 고딕" w:hint="eastAsia"/>
-                <w:sz w:val="17"/>
-                <w:szCs w:val="17"/>
-              </w:rPr>
-              <w:t xml:space="preserve">행사 운영비</w:t>
-            </w:r>
-          </w:p>
-        </w:tc>
-        <w:tc>
-          <w:tcPr>
-            <w:tcW w:type="dxa" w:w="2339"/>
-            <w:tcMar>
-              <w:top w:type="dxa" w:w="34"/>
-              <w:left w:type="dxa" w:w="90"/>
-              <w:bottom w:type="dxa" w:w="34"/>
-              <w:right w:type="dxa" w:w="90"/>
-            </w:tcMar>
-            <w:vAlign w:val="center"/>
-          </w:tcPr>
-          <w:p>
-            <w:pPr>
-              <w:spacing w:after="0" w:line="270"/>
-              <w:jc w:val="left"/>
+              <w:jc w:val="center"/>
             </w:pPr>
             <w:r>
               <w:rPr>
@@ -4933,139 +4852,7 @@
                 <w:sz w:val="16"/>
                 <w:szCs w:val="16"/>
               </w:rPr>
-              <w:t xml:space="preserve">식대·다과, 소모품, 현장 운영 인력</w:t>
-            </w:r>
-          </w:p>
-        </w:tc>
-        <w:tc>
-          <w:tcPr>
-            <w:tcW w:type="dxa" w:w="600"/>
-            <w:tcMar>
-              <w:top w:type="dxa" w:w="34"/>
-              <w:left w:type="dxa" w:w="90"/>
-              <w:bottom w:type="dxa" w:w="34"/>
-              <w:right w:type="dxa" w:w="90"/>
-            </w:tcMar>
-            <w:vAlign w:val="center"/>
-          </w:tcPr>
-          <w:p>
-            <w:pPr>
-              <w:spacing w:after="0" w:line="270"/>
-              <w:jc w:val="center"/>
-            </w:pPr>
-            <w:r>
-              <w:rPr>
-                <w:rFonts w:ascii="맑은 고딕" w:cs="맑은 고딕" w:eastAsia="맑은 고딕" w:hAnsi="맑은 고딕" w:hint="eastAsia"/>
-                <w:sz w:val="17"/>
-                <w:szCs w:val="17"/>
-              </w:rPr>
-              <w:t xml:space="preserve">식</w:t>
-            </w:r>
-          </w:p>
-        </w:tc>
-        <w:tc>
-          <w:tcPr>
-            <w:tcW w:type="dxa" w:w="600"/>
-            <w:tcMar>
-              <w:top w:type="dxa" w:w="34"/>
-              <w:left w:type="dxa" w:w="90"/>
-              <w:bottom w:type="dxa" w:w="34"/>
-              <w:right w:type="dxa" w:w="90"/>
-            </w:tcMar>
-            <w:vAlign w:val="center"/>
-          </w:tcPr>
-          <w:p>
-            <w:pPr>
-              <w:spacing w:after="0" w:line="270"/>
-              <w:jc w:val="center"/>
-            </w:pPr>
-            <w:r>
-              <w:rPr>
-                <w:rFonts w:ascii="맑은 고딕" w:cs="맑은 고딕" w:eastAsia="맑은 고딕" w:hAnsi="맑은 고딕" w:hint="eastAsia"/>
-                <w:sz w:val="17"/>
-                <w:szCs w:val="17"/>
-              </w:rPr>
-              <w:t xml:space="preserve">1</w:t>
-            </w:r>
-          </w:p>
-        </w:tc>
-        <w:tc>
-          <w:tcPr>
-            <w:tcW w:type="dxa" w:w="1300"/>
-            <w:tcMar>
-              <w:top w:type="dxa" w:w="34"/>
-              <w:left w:type="dxa" w:w="90"/>
-              <w:bottom w:type="dxa" w:w="34"/>
-              <w:right w:type="dxa" w:w="90"/>
-            </w:tcMar>
-            <w:vAlign w:val="center"/>
-          </w:tcPr>
-          <w:p>
-            <w:pPr>
-              <w:spacing w:after="0" w:line="270"/>
-              <w:jc w:val="right"/>
-            </w:pPr>
-            <w:r>
-              <w:rPr>
-                <w:rFonts w:ascii="맑은 고딕" w:cs="맑은 고딕" w:eastAsia="맑은 고딕" w:hAnsi="맑은 고딕" w:hint="eastAsia"/>
-                <w:sz w:val="17"/>
-                <w:szCs w:val="17"/>
-              </w:rPr>
-              <w:t xml:space="preserve">1,550,000</w:t>
-            </w:r>
-          </w:p>
-        </w:tc>
-        <w:tc>
-          <w:tcPr>
-            <w:tcW w:type="dxa" w:w="1400"/>
-            <w:tcMar>
-              <w:top w:type="dxa" w:w="34"/>
-              <w:left w:type="dxa" w:w="90"/>
-              <w:bottom w:type="dxa" w:w="34"/>
-              <w:right w:type="dxa" w:w="90"/>
-            </w:tcMar>
-            <w:vAlign w:val="center"/>
-          </w:tcPr>
-          <w:p>
-            <w:pPr>
-              <w:spacing w:after="0" w:line="270"/>
-              <w:jc w:val="right"/>
-            </w:pPr>
-            <w:r>
-              <w:rPr>
-                <w:rFonts w:ascii="맑은 고딕" w:cs="맑은 고딕" w:eastAsia="맑은 고딕" w:hAnsi="맑은 고딕" w:hint="eastAsia"/>
-                <w:b/>
-                <w:bCs/>
-                <w:sz w:val="17"/>
-                <w:szCs w:val="17"/>
-              </w:rPr>
-              <w:t xml:space="preserve">1,550,000</w:t>
-            </w:r>
-          </w:p>
-        </w:tc>
-        <w:tc>
-          <w:tcPr>
-            <w:tcW w:type="dxa" w:w="500"/>
-            <w:tcMar>
-              <w:top w:type="dxa" w:w="34"/>
-              <w:left w:type="dxa" w:w="90"/>
-              <w:bottom w:type="dxa" w:w="34"/>
-              <w:right w:type="dxa" w:w="90"/>
-            </w:tcMar>
-            <w:vAlign w:val="center"/>
-          </w:tcPr>
-          <w:p>
-            <w:pPr>
-              <w:spacing w:after="0" w:line="270"/>
-              <w:jc w:val="center"/>
-            </w:pPr>
-            <w:r>
-              <w:rPr>
-                <w:rFonts w:ascii="맑은 고딕" w:cs="맑은 고딕" w:eastAsia="맑은 고딕" w:hAnsi="맑은 고딕" w:hint="eastAsia"/>
-                <w:sz w:val="16"/>
-                <w:szCs w:val="16"/>
-              </w:rPr>
-              <w:t xml:space="preserve"/>
+              <w:t xml:space="preserve">일부</w:t>
             </w:r>
           </w:p>
         </w:tc>
@@ -5082,6 +4869,20 @@
           <w:sz w:val="17"/>
           <w:szCs w:val="17"/>
         </w:rPr>
+        <w:t xml:space="preserve">※ 행사 운영비는 계약 총액 2,050,000원 중 특강·멘토링 준비에 필요한 750,000원만 선금으로 집행하며, 잔여분과 상금 및 결승 심사수당은 행사 이후 집행하므로 잔금으로 청구합니다.</w:t>
+      </w:r>
+    </w:p>
+    <w:p>
+      <w:pPr>
+        <w:spacing w:after="110" w:before="0" w:line="300"/>
+      </w:pPr>
+      <w:r>
+        <w:rPr>
+          <w:rFonts w:ascii="맑은 고딕" w:cs="맑은 고딕" w:eastAsia="맑은 고딕" w:hAnsi="맑은 고딕" w:hint="eastAsia"/>
+          <w:color w:val="767676"/>
+          <w:sz w:val="17"/>
+          <w:szCs w:val="17"/>
+        </w:rPr>
         <w:t xml:space="preserve">※ 선금은 계약목적 달성 이외의 용도로 사용하지 않으며, 별도 계좌로 관리하여 위 계획에 따라 노임 지급과 자재 확보에 우선 집행합니다. 사용 계획을 변경할 필요가 있을 때에는 사전에 선금사용 변경계획서를 제출하겠습니다.</w:t>
       </w:r>
     </w:p>
@@ -5110,7 +4911,7 @@
           <w:sz w:val="21"/>
           <w:szCs w:val="21"/>
         </w:rPr>
-        <w:t xml:space="preserve">2026.        .        .</w:t>
+        <w:t xml:space="preserve">2026.    9.    28.</w:t>
       </w:r>
     </w:p>
     <w:p>
@@ -5272,7 +5073,7 @@
           <w:sz w:val="20"/>
           <w:szCs w:val="20"/>
         </w:rPr>
-        <w:t xml:space="preserve">○ 선금신청액 :  금7,000,000원(금칠백만원정)</w:t>
+        <w:t xml:space="preserve">○ 선금신청액 :  금5,000,000원(금오백만원정)</w:t>
       </w:r>
     </w:p>
     <w:p>
@@ -5414,7 +5215,7 @@
           <w:sz w:val="21"/>
           <w:szCs w:val="21"/>
         </w:rPr>
-        <w:t xml:space="preserve">2026.        .        .</w:t>
+        <w:t xml:space="preserve">2026.    9.    28.</w:t>
       </w:r>
     </w:p>
     <w:p>

--- a/docs/2026-선금청구/선금청구서류_작성본.docx
+++ b/docs/2026-선금청구/선금청구서류_작성본.docx
@@ -88,15 +88,16 @@
         </w:tblBorders>
       </w:tblPr>
       <w:tblGrid>
-        <w:gridCol w:w="620"/>
-        <w:gridCol w:w="2700"/>
-        <w:gridCol w:w="1300"/>
-        <w:gridCol w:w="5019"/>
+        <w:gridCol w:w="560"/>
+        <w:gridCol w:w="2260"/>
+        <w:gridCol w:w="1120"/>
+        <w:gridCol w:w="1900"/>
+        <w:gridCol w:w="3799"/>
       </w:tblGrid>
       <w:tr>
         <w:tc>
           <w:tcPr>
-            <w:tcW w:type="dxa" w:w="620"/>
+            <w:tcW w:type="dxa" w:w="560"/>
             <w:shd w:fill="F2F2F2" w:color="auto" w:val="clear"/>
             <w:tcMar>
               <w:top w:type="dxa" w:w="64"/>
@@ -125,7 +126,7 @@
         </w:tc>
         <w:tc>
           <w:tcPr>
-            <w:tcW w:type="dxa" w:w="2700"/>
+            <w:tcW w:type="dxa" w:w="2260"/>
             <w:shd w:fill="F2F2F2" w:color="auto" w:val="clear"/>
             <w:tcMar>
               <w:top w:type="dxa" w:w="64"/>
@@ -154,7 +155,7 @@
         </w:tc>
         <w:tc>
           <w:tcPr>
-            <w:tcW w:type="dxa" w:w="1300"/>
+            <w:tcW w:type="dxa" w:w="1120"/>
             <w:shd w:fill="F2F2F2" w:color="auto" w:val="clear"/>
             <w:tcMar>
               <w:top w:type="dxa" w:w="64"/>
@@ -183,7 +184,36 @@
         </w:tc>
         <w:tc>
           <w:tcPr>
-            <w:tcW w:type="dxa" w:w="5019"/>
+            <w:tcW w:type="dxa" w:w="1900"/>
+            <w:shd w:fill="F2F2F2" w:color="auto" w:val="clear"/>
+            <w:tcMar>
+              <w:top w:type="dxa" w:w="64"/>
+              <w:left w:type="dxa" w:w="90"/>
+              <w:bottom w:type="dxa" w:w="64"/>
+              <w:right w:type="dxa" w:w="90"/>
+            </w:tcMar>
+            <w:vAlign w:val="center"/>
+          </w:tcPr>
+          <w:p>
+            <w:pPr>
+              <w:spacing w:after="0" w:line="270"/>
+              <w:jc w:val="center"/>
+            </w:pPr>
+            <w:r>
+              <w:rPr>
+                <w:rFonts w:ascii="맑은 고딕" w:cs="맑은 고딕" w:eastAsia="맑은 고딕" w:hAnsi="맑은 고딕" w:hint="eastAsia"/>
+                <w:b/>
+                <w:bCs/>
+                <w:sz w:val="18"/>
+                <w:szCs w:val="18"/>
+              </w:rPr>
+              <w:t xml:space="preserve">발급처</w:t>
+            </w:r>
+          </w:p>
+        </w:tc>
+        <w:tc>
+          <w:tcPr>
+            <w:tcW w:type="dxa" w:w="3799"/>
             <w:shd w:fill="F2F2F2" w:color="auto" w:val="clear"/>
             <w:tcMar>
               <w:top w:type="dxa" w:w="64"/>
@@ -214,7 +244,7 @@
       <w:tr>
         <w:tc>
           <w:tcPr>
-            <w:tcW w:type="dxa" w:w="620"/>
+            <w:tcW w:type="dxa" w:w="560"/>
             <w:tcMar>
               <w:top w:type="dxa" w:w="64"/>
               <w:left w:type="dxa" w:w="90"/>
@@ -240,7 +270,7 @@
         </w:tc>
         <w:tc>
           <w:tcPr>
-            <w:tcW w:type="dxa" w:w="2700"/>
+            <w:tcW w:type="dxa" w:w="2260"/>
             <w:tcMar>
               <w:top w:type="dxa" w:w="64"/>
               <w:left w:type="dxa" w:w="90"/>
@@ -266,7 +296,7 @@
         </w:tc>
         <w:tc>
           <w:tcPr>
-            <w:tcW w:type="dxa" w:w="1300"/>
+            <w:tcW w:type="dxa" w:w="1120"/>
             <w:tcMar>
               <w:top w:type="dxa" w:w="64"/>
               <w:left w:type="dxa" w:w="90"/>
@@ -295,27 +325,53 @@
         </w:tc>
         <w:tc>
           <w:tcPr>
-            <w:tcW w:type="dxa" w:w="5019"/>
-            <w:tcMar>
-              <w:top w:type="dxa" w:w="64"/>
-              <w:left w:type="dxa" w:w="90"/>
-              <w:bottom w:type="dxa" w:w="64"/>
-              <w:right w:type="dxa" w:w="90"/>
-            </w:tcMar>
-            <w:vAlign w:val="center"/>
-          </w:tcPr>
-          <w:p>
-            <w:pPr>
-              <w:spacing w:after="0" w:line="270"/>
-              <w:jc w:val="left"/>
-            </w:pPr>
-            <w:r>
-              <w:rPr>
-                <w:rFonts w:ascii="맑은 고딕" w:cs="맑은 고딕" w:eastAsia="맑은 고딕" w:hAnsi="맑은 고딕" w:hint="eastAsia"/>
-                <w:sz w:val="18"/>
-                <w:szCs w:val="18"/>
-              </w:rPr>
-              <w:t xml:space="preserve">본 파일 2쪽 — 계약건명·계약기간·계약금액·선금청구액 기재, 날인 필수</w:t>
+            <w:tcW w:type="dxa" w:w="1900"/>
+            <w:tcMar>
+              <w:top w:type="dxa" w:w="64"/>
+              <w:left w:type="dxa" w:w="90"/>
+              <w:bottom w:type="dxa" w:w="64"/>
+              <w:right w:type="dxa" w:w="90"/>
+            </w:tcMar>
+            <w:vAlign w:val="center"/>
+          </w:tcPr>
+          <w:p>
+            <w:pPr>
+              <w:spacing w:after="0" w:line="270"/>
+              <w:jc w:val="center"/>
+            </w:pPr>
+            <w:r>
+              <w:rPr>
+                <w:rFonts w:ascii="맑은 고딕" w:cs="맑은 고딕" w:eastAsia="맑은 고딕" w:hAnsi="맑은 고딕" w:hint="eastAsia"/>
+                <w:sz w:val="18"/>
+                <w:szCs w:val="18"/>
+              </w:rPr>
+              <w:t xml:space="preserve">본 파일</w:t>
+            </w:r>
+          </w:p>
+        </w:tc>
+        <w:tc>
+          <w:tcPr>
+            <w:tcW w:type="dxa" w:w="3799"/>
+            <w:tcMar>
+              <w:top w:type="dxa" w:w="64"/>
+              <w:left w:type="dxa" w:w="90"/>
+              <w:bottom w:type="dxa" w:w="64"/>
+              <w:right w:type="dxa" w:w="90"/>
+            </w:tcMar>
+            <w:vAlign w:val="center"/>
+          </w:tcPr>
+          <w:p>
+            <w:pPr>
+              <w:spacing w:after="0" w:line="270"/>
+              <w:jc w:val="left"/>
+            </w:pPr>
+            <w:r>
+              <w:rPr>
+                <w:rFonts w:ascii="맑은 고딕" w:cs="맑은 고딕" w:eastAsia="맑은 고딕" w:hAnsi="맑은 고딕" w:hint="eastAsia"/>
+                <w:sz w:val="18"/>
+                <w:szCs w:val="18"/>
+              </w:rPr>
+              <w:t xml:space="preserve">3쪽 — 계약건명·기간·금액·선금청구액 기재, 날인 필수</w:t>
             </w:r>
           </w:p>
         </w:tc>
@@ -323,7 +379,7 @@
       <w:tr>
         <w:tc>
           <w:tcPr>
-            <w:tcW w:type="dxa" w:w="620"/>
+            <w:tcW w:type="dxa" w:w="560"/>
             <w:tcMar>
               <w:top w:type="dxa" w:w="64"/>
               <w:left w:type="dxa" w:w="90"/>
@@ -349,7 +405,7 @@
         </w:tc>
         <w:tc>
           <w:tcPr>
-            <w:tcW w:type="dxa" w:w="2700"/>
+            <w:tcW w:type="dxa" w:w="2260"/>
             <w:tcMar>
               <w:top w:type="dxa" w:w="64"/>
               <w:left w:type="dxa" w:w="90"/>
@@ -375,7 +431,7 @@
         </w:tc>
         <w:tc>
           <w:tcPr>
-            <w:tcW w:type="dxa" w:w="1300"/>
+            <w:tcW w:type="dxa" w:w="1120"/>
             <w:tcMar>
               <w:top w:type="dxa" w:w="64"/>
               <w:left w:type="dxa" w:w="90"/>
@@ -404,27 +460,53 @@
         </w:tc>
         <w:tc>
           <w:tcPr>
-            <w:tcW w:type="dxa" w:w="5019"/>
-            <w:tcMar>
-              <w:top w:type="dxa" w:w="64"/>
-              <w:left w:type="dxa" w:w="90"/>
-              <w:bottom w:type="dxa" w:w="64"/>
-              <w:right w:type="dxa" w:w="90"/>
-            </w:tcMar>
-            <w:vAlign w:val="center"/>
-          </w:tcPr>
-          <w:p>
-            <w:pPr>
-              <w:spacing w:after="0" w:line="270"/>
-              <w:jc w:val="left"/>
-            </w:pPr>
-            <w:r>
-              <w:rPr>
-                <w:rFonts w:ascii="맑은 고딕" w:cs="맑은 고딕" w:eastAsia="맑은 고딕" w:hAnsi="맑은 고딕" w:hint="eastAsia"/>
-                <w:sz w:val="18"/>
-                <w:szCs w:val="18"/>
-              </w:rPr>
-              <w:t xml:space="preserve">본 파일 3쪽</w:t>
+            <w:tcW w:type="dxa" w:w="1900"/>
+            <w:tcMar>
+              <w:top w:type="dxa" w:w="64"/>
+              <w:left w:type="dxa" w:w="90"/>
+              <w:bottom w:type="dxa" w:w="64"/>
+              <w:right w:type="dxa" w:w="90"/>
+            </w:tcMar>
+            <w:vAlign w:val="center"/>
+          </w:tcPr>
+          <w:p>
+            <w:pPr>
+              <w:spacing w:after="0" w:line="270"/>
+              <w:jc w:val="center"/>
+            </w:pPr>
+            <w:r>
+              <w:rPr>
+                <w:rFonts w:ascii="맑은 고딕" w:cs="맑은 고딕" w:eastAsia="맑은 고딕" w:hAnsi="맑은 고딕" w:hint="eastAsia"/>
+                <w:sz w:val="18"/>
+                <w:szCs w:val="18"/>
+              </w:rPr>
+              <w:t xml:space="preserve">본 파일</w:t>
+            </w:r>
+          </w:p>
+        </w:tc>
+        <w:tc>
+          <w:tcPr>
+            <w:tcW w:type="dxa" w:w="3799"/>
+            <w:tcMar>
+              <w:top w:type="dxa" w:w="64"/>
+              <w:left w:type="dxa" w:w="90"/>
+              <w:bottom w:type="dxa" w:w="64"/>
+              <w:right w:type="dxa" w:w="90"/>
+            </w:tcMar>
+            <w:vAlign w:val="center"/>
+          </w:tcPr>
+          <w:p>
+            <w:pPr>
+              <w:spacing w:after="0" w:line="270"/>
+              <w:jc w:val="left"/>
+            </w:pPr>
+            <w:r>
+              <w:rPr>
+                <w:rFonts w:ascii="맑은 고딕" w:cs="맑은 고딕" w:eastAsia="맑은 고딕" w:hAnsi="맑은 고딕" w:hint="eastAsia"/>
+                <w:sz w:val="18"/>
+                <w:szCs w:val="18"/>
+              </w:rPr>
+              <w:t xml:space="preserve">4쪽</w:t>
             </w:r>
           </w:p>
         </w:tc>
@@ -432,7 +514,7 @@
       <w:tr>
         <w:tc>
           <w:tcPr>
-            <w:tcW w:type="dxa" w:w="620"/>
+            <w:tcW w:type="dxa" w:w="560"/>
             <w:tcMar>
               <w:top w:type="dxa" w:w="64"/>
               <w:left w:type="dxa" w:w="90"/>
@@ -458,7 +540,7 @@
         </w:tc>
         <w:tc>
           <w:tcPr>
-            <w:tcW w:type="dxa" w:w="2700"/>
+            <w:tcW w:type="dxa" w:w="2260"/>
             <w:tcMar>
               <w:top w:type="dxa" w:w="64"/>
               <w:left w:type="dxa" w:w="90"/>
@@ -484,7 +566,7 @@
         </w:tc>
         <w:tc>
           <w:tcPr>
-            <w:tcW w:type="dxa" w:w="1300"/>
+            <w:tcW w:type="dxa" w:w="1120"/>
             <w:tcMar>
               <w:top w:type="dxa" w:w="64"/>
               <w:left w:type="dxa" w:w="90"/>
@@ -513,27 +595,53 @@
         </w:tc>
         <w:tc>
           <w:tcPr>
-            <w:tcW w:type="dxa" w:w="5019"/>
-            <w:tcMar>
-              <w:top w:type="dxa" w:w="64"/>
-              <w:left w:type="dxa" w:w="90"/>
-              <w:bottom w:type="dxa" w:w="64"/>
-              <w:right w:type="dxa" w:w="90"/>
-            </w:tcMar>
-            <w:vAlign w:val="center"/>
-          </w:tcPr>
-          <w:p>
-            <w:pPr>
-              <w:spacing w:after="0" w:line="270"/>
-              <w:jc w:val="left"/>
-            </w:pPr>
-            <w:r>
-              <w:rPr>
-                <w:rFonts w:ascii="맑은 고딕" w:cs="맑은 고딕" w:eastAsia="맑은 고딕" w:hAnsi="맑은 고딕" w:hint="eastAsia"/>
-                <w:sz w:val="18"/>
-                <w:szCs w:val="18"/>
-              </w:rPr>
-              <w:t xml:space="preserve">본 파일 4쪽 [붙임1]</w:t>
+            <w:tcW w:type="dxa" w:w="1900"/>
+            <w:tcMar>
+              <w:top w:type="dxa" w:w="64"/>
+              <w:left w:type="dxa" w:w="90"/>
+              <w:bottom w:type="dxa" w:w="64"/>
+              <w:right w:type="dxa" w:w="90"/>
+            </w:tcMar>
+            <w:vAlign w:val="center"/>
+          </w:tcPr>
+          <w:p>
+            <w:pPr>
+              <w:spacing w:after="0" w:line="270"/>
+              <w:jc w:val="center"/>
+            </w:pPr>
+            <w:r>
+              <w:rPr>
+                <w:rFonts w:ascii="맑은 고딕" w:cs="맑은 고딕" w:eastAsia="맑은 고딕" w:hAnsi="맑은 고딕" w:hint="eastAsia"/>
+                <w:sz w:val="18"/>
+                <w:szCs w:val="18"/>
+              </w:rPr>
+              <w:t xml:space="preserve">본 파일</w:t>
+            </w:r>
+          </w:p>
+        </w:tc>
+        <w:tc>
+          <w:tcPr>
+            <w:tcW w:type="dxa" w:w="3799"/>
+            <w:tcMar>
+              <w:top w:type="dxa" w:w="64"/>
+              <w:left w:type="dxa" w:w="90"/>
+              <w:bottom w:type="dxa" w:w="64"/>
+              <w:right w:type="dxa" w:w="90"/>
+            </w:tcMar>
+            <w:vAlign w:val="center"/>
+          </w:tcPr>
+          <w:p>
+            <w:pPr>
+              <w:spacing w:after="0" w:line="270"/>
+              <w:jc w:val="left"/>
+            </w:pPr>
+            <w:r>
+              <w:rPr>
+                <w:rFonts w:ascii="맑은 고딕" w:cs="맑은 고딕" w:eastAsia="맑은 고딕" w:hAnsi="맑은 고딕" w:hint="eastAsia"/>
+                <w:sz w:val="18"/>
+                <w:szCs w:val="18"/>
+              </w:rPr>
+              <w:t xml:space="preserve">5쪽 [붙임1]</w:t>
             </w:r>
           </w:p>
         </w:tc>
@@ -541,7 +649,7 @@
       <w:tr>
         <w:tc>
           <w:tcPr>
-            <w:tcW w:type="dxa" w:w="620"/>
+            <w:tcW w:type="dxa" w:w="560"/>
             <w:tcMar>
               <w:top w:type="dxa" w:w="64"/>
               <w:left w:type="dxa" w:w="90"/>
@@ -567,7 +675,7 @@
         </w:tc>
         <w:tc>
           <w:tcPr>
-            <w:tcW w:type="dxa" w:w="2700"/>
+            <w:tcW w:type="dxa" w:w="2260"/>
             <w:tcMar>
               <w:top w:type="dxa" w:w="64"/>
               <w:left w:type="dxa" w:w="90"/>
@@ -593,7 +701,7 @@
         </w:tc>
         <w:tc>
           <w:tcPr>
-            <w:tcW w:type="dxa" w:w="1300"/>
+            <w:tcW w:type="dxa" w:w="1120"/>
             <w:tcMar>
               <w:top w:type="dxa" w:w="64"/>
               <w:left w:type="dxa" w:w="90"/>
@@ -622,27 +730,53 @@
         </w:tc>
         <w:tc>
           <w:tcPr>
-            <w:tcW w:type="dxa" w:w="5019"/>
-            <w:tcMar>
-              <w:top w:type="dxa" w:w="64"/>
-              <w:left w:type="dxa" w:w="90"/>
-              <w:bottom w:type="dxa" w:w="64"/>
-              <w:right w:type="dxa" w:w="90"/>
-            </w:tcMar>
-            <w:vAlign w:val="center"/>
-          </w:tcPr>
-          <w:p>
-            <w:pPr>
-              <w:spacing w:after="0" w:line="270"/>
-              <w:jc w:val="left"/>
-            </w:pPr>
-            <w:r>
-              <w:rPr>
-                <w:rFonts w:ascii="맑은 고딕" w:cs="맑은 고딕" w:eastAsia="맑은 고딕" w:hAnsi="맑은 고딕" w:hint="eastAsia"/>
-                <w:sz w:val="18"/>
-                <w:szCs w:val="18"/>
-              </w:rPr>
-              <w:t xml:space="preserve">본 파일 5쪽 [붙임2]</w:t>
+            <w:tcW w:type="dxa" w:w="1900"/>
+            <w:tcMar>
+              <w:top w:type="dxa" w:w="64"/>
+              <w:left w:type="dxa" w:w="90"/>
+              <w:bottom w:type="dxa" w:w="64"/>
+              <w:right w:type="dxa" w:w="90"/>
+            </w:tcMar>
+            <w:vAlign w:val="center"/>
+          </w:tcPr>
+          <w:p>
+            <w:pPr>
+              <w:spacing w:after="0" w:line="270"/>
+              <w:jc w:val="center"/>
+            </w:pPr>
+            <w:r>
+              <w:rPr>
+                <w:rFonts w:ascii="맑은 고딕" w:cs="맑은 고딕" w:eastAsia="맑은 고딕" w:hAnsi="맑은 고딕" w:hint="eastAsia"/>
+                <w:sz w:val="18"/>
+                <w:szCs w:val="18"/>
+              </w:rPr>
+              <w:t xml:space="preserve">본 파일</w:t>
+            </w:r>
+          </w:p>
+        </w:tc>
+        <w:tc>
+          <w:tcPr>
+            <w:tcW w:type="dxa" w:w="3799"/>
+            <w:tcMar>
+              <w:top w:type="dxa" w:w="64"/>
+              <w:left w:type="dxa" w:w="90"/>
+              <w:bottom w:type="dxa" w:w="64"/>
+              <w:right w:type="dxa" w:w="90"/>
+            </w:tcMar>
+            <w:vAlign w:val="center"/>
+          </w:tcPr>
+          <w:p>
+            <w:pPr>
+              <w:spacing w:after="0" w:line="270"/>
+              <w:jc w:val="left"/>
+            </w:pPr>
+            <w:r>
+              <w:rPr>
+                <w:rFonts w:ascii="맑은 고딕" w:cs="맑은 고딕" w:eastAsia="맑은 고딕" w:hAnsi="맑은 고딕" w:hint="eastAsia"/>
+                <w:sz w:val="18"/>
+                <w:szCs w:val="18"/>
+              </w:rPr>
+              <w:t xml:space="preserve">6쪽 [붙임2]</w:t>
             </w:r>
           </w:p>
         </w:tc>
@@ -650,7 +784,7 @@
       <w:tr>
         <w:tc>
           <w:tcPr>
-            <w:tcW w:type="dxa" w:w="620"/>
+            <w:tcW w:type="dxa" w:w="560"/>
             <w:tcMar>
               <w:top w:type="dxa" w:w="64"/>
               <w:left w:type="dxa" w:w="90"/>
@@ -676,33 +810,35 @@
         </w:tc>
         <w:tc>
           <w:tcPr>
-            <w:tcW w:type="dxa" w:w="2700"/>
-            <w:tcMar>
-              <w:top w:type="dxa" w:w="64"/>
-              <w:left w:type="dxa" w:w="90"/>
-              <w:bottom w:type="dxa" w:w="64"/>
-              <w:right w:type="dxa" w:w="90"/>
-            </w:tcMar>
-            <w:vAlign w:val="center"/>
-          </w:tcPr>
-          <w:p>
-            <w:pPr>
-              <w:spacing w:after="0" w:line="270"/>
-              <w:jc w:val="left"/>
-            </w:pPr>
-            <w:r>
-              <w:rPr>
-                <w:rFonts w:ascii="맑은 고딕" w:cs="맑은 고딕" w:eastAsia="맑은 고딕" w:hAnsi="맑은 고딕" w:hint="eastAsia"/>
-                <w:sz w:val="18"/>
-                <w:szCs w:val="18"/>
-              </w:rPr>
-              <w:t xml:space="preserve">선금보증서</w:t>
-            </w:r>
-          </w:p>
-        </w:tc>
-        <w:tc>
-          <w:tcPr>
-            <w:tcW w:type="dxa" w:w="1300"/>
+            <w:tcW w:type="dxa" w:w="2260"/>
+            <w:tcMar>
+              <w:top w:type="dxa" w:w="64"/>
+              <w:left w:type="dxa" w:w="90"/>
+              <w:bottom w:type="dxa" w:w="64"/>
+              <w:right w:type="dxa" w:w="90"/>
+            </w:tcMar>
+            <w:vAlign w:val="center"/>
+          </w:tcPr>
+          <w:p>
+            <w:pPr>
+              <w:spacing w:after="0" w:line="270"/>
+              <w:jc w:val="left"/>
+            </w:pPr>
+            <w:r>
+              <w:rPr>
+                <w:rFonts w:ascii="맑은 고딕" w:cs="맑은 고딕" w:eastAsia="맑은 고딕" w:hAnsi="맑은 고딕" w:hint="eastAsia"/>
+                <w:b/>
+                <w:bCs/>
+                <w:sz w:val="18"/>
+                <w:szCs w:val="18"/>
+              </w:rPr>
+              <w:t xml:space="preserve">이행(선금)보증보험증권</w:t>
+            </w:r>
+          </w:p>
+        </w:tc>
+        <w:tc>
+          <w:tcPr>
+            <w:tcW w:type="dxa" w:w="1120"/>
             <w:tcMar>
               <w:top w:type="dxa" w:w="64"/>
               <w:left w:type="dxa" w:w="90"/>
@@ -731,7 +867,35 @@
         </w:tc>
         <w:tc>
           <w:tcPr>
-            <w:tcW w:type="dxa" w:w="5019"/>
+            <w:tcW w:type="dxa" w:w="1900"/>
+            <w:tcMar>
+              <w:top w:type="dxa" w:w="64"/>
+              <w:left w:type="dxa" w:w="90"/>
+              <w:bottom w:type="dxa" w:w="64"/>
+              <w:right w:type="dxa" w:w="90"/>
+            </w:tcMar>
+            <w:vAlign w:val="center"/>
+          </w:tcPr>
+          <w:p>
+            <w:pPr>
+              <w:spacing w:after="0" w:line="270"/>
+              <w:jc w:val="center"/>
+            </w:pPr>
+            <w:r>
+              <w:rPr>
+                <w:rFonts w:ascii="맑은 고딕" w:cs="맑은 고딕" w:eastAsia="맑은 고딕" w:hAnsi="맑은 고딕" w:hint="eastAsia"/>
+                <w:b/>
+                <w:bCs/>
+                <w:sz w:val="18"/>
+                <w:szCs w:val="18"/>
+              </w:rPr>
+              <w:t xml:space="preserve">서울보증보험</w:t>
+            </w:r>
+          </w:p>
+        </w:tc>
+        <w:tc>
+          <w:tcPr>
+            <w:tcW w:type="dxa" w:w="3799"/>
             <w:tcMar>
               <w:top w:type="dxa" w:w="64"/>
               <w:left w:type="dxa" w:w="90"/>
@@ -752,7 +916,7 @@
                 <w:sz w:val="17"/>
                 <w:szCs w:val="17"/>
               </w:rPr>
-              <w:t xml:space="preserve">이행(선금)보증보험증권 — 보증기간 증권발급일 ~ 2027. 1. 5. 이상(계약종료일 + 60일), 보증금액 5,000,000원 + 보증기간 이자상당액</w:t>
+              <w:t xml:space="preserve">보증기간 증권발급일 ~ 2027. 1. 5. 이상 / 보증금액 5,000,000원 + 보증기간 이자상당액 — 2쪽 참고</w:t>
             </w:r>
           </w:p>
         </w:tc>
@@ -760,7 +924,7 @@
       <w:tr>
         <w:tc>
           <w:tcPr>
-            <w:tcW w:type="dxa" w:w="620"/>
+            <w:tcW w:type="dxa" w:w="560"/>
             <w:tcMar>
               <w:top w:type="dxa" w:w="64"/>
               <w:left w:type="dxa" w:w="90"/>
@@ -786,7 +950,547 @@
         </w:tc>
         <w:tc>
           <w:tcPr>
-            <w:tcW w:type="dxa" w:w="2700"/>
+            <w:tcW w:type="dxa" w:w="2260"/>
+            <w:tcMar>
+              <w:top w:type="dxa" w:w="64"/>
+              <w:left w:type="dxa" w:w="90"/>
+              <w:bottom w:type="dxa" w:w="64"/>
+              <w:right w:type="dxa" w:w="90"/>
+            </w:tcMar>
+            <w:vAlign w:val="center"/>
+          </w:tcPr>
+          <w:p>
+            <w:pPr>
+              <w:spacing w:after="0" w:line="270"/>
+              <w:jc w:val="left"/>
+            </w:pPr>
+            <w:r>
+              <w:rPr>
+                <w:rFonts w:ascii="맑은 고딕" w:cs="맑은 고딕" w:eastAsia="맑은 고딕" w:hAnsi="맑은 고딕" w:hint="eastAsia"/>
+                <w:sz w:val="18"/>
+                <w:szCs w:val="18"/>
+              </w:rPr>
+              <w:t xml:space="preserve">국세 완납증명</w:t>
+            </w:r>
+          </w:p>
+        </w:tc>
+        <w:tc>
+          <w:tcPr>
+            <w:tcW w:type="dxa" w:w="1120"/>
+            <w:tcMar>
+              <w:top w:type="dxa" w:w="64"/>
+              <w:left w:type="dxa" w:w="90"/>
+              <w:bottom w:type="dxa" w:w="64"/>
+              <w:right w:type="dxa" w:w="90"/>
+            </w:tcMar>
+            <w:vAlign w:val="center"/>
+          </w:tcPr>
+          <w:p>
+            <w:pPr>
+              <w:spacing w:after="0" w:line="270"/>
+              <w:jc w:val="center"/>
+            </w:pPr>
+            <w:r>
+              <w:rPr>
+                <w:rFonts w:ascii="맑은 고딕" w:cs="맑은 고딕" w:eastAsia="맑은 고딕" w:hAnsi="맑은 고딕" w:hint="eastAsia"/>
+                <w:b/>
+                <w:bCs/>
+                <w:color w:val="9C2A2A"/>
+                <w:sz w:val="18"/>
+                <w:szCs w:val="18"/>
+              </w:rPr>
+              <w:t xml:space="preserve">발급필요</w:t>
+            </w:r>
+          </w:p>
+        </w:tc>
+        <w:tc>
+          <w:tcPr>
+            <w:tcW w:type="dxa" w:w="1900"/>
+            <w:tcMar>
+              <w:top w:type="dxa" w:w="64"/>
+              <w:left w:type="dxa" w:w="90"/>
+              <w:bottom w:type="dxa" w:w="64"/>
+              <w:right w:type="dxa" w:w="90"/>
+            </w:tcMar>
+            <w:vAlign w:val="center"/>
+          </w:tcPr>
+          <w:p>
+            <w:pPr>
+              <w:spacing w:after="0" w:line="270"/>
+              <w:jc w:val="center"/>
+            </w:pPr>
+            <w:r>
+              <w:rPr>
+                <w:rFonts w:ascii="맑은 고딕" w:cs="맑은 고딕" w:eastAsia="맑은 고딕" w:hAnsi="맑은 고딕" w:hint="eastAsia"/>
+                <w:sz w:val="18"/>
+                <w:szCs w:val="18"/>
+              </w:rPr>
+              <w:t xml:space="preserve">홈택스 · 세무서</w:t>
+            </w:r>
+          </w:p>
+        </w:tc>
+        <w:tc>
+          <w:tcPr>
+            <w:tcW w:type="dxa" w:w="3799"/>
+            <w:tcMar>
+              <w:top w:type="dxa" w:w="64"/>
+              <w:left w:type="dxa" w:w="90"/>
+              <w:bottom w:type="dxa" w:w="64"/>
+              <w:right w:type="dxa" w:w="90"/>
+            </w:tcMar>
+            <w:vAlign w:val="center"/>
+          </w:tcPr>
+          <w:p>
+            <w:pPr>
+              <w:spacing w:after="0" w:line="270"/>
+              <w:jc w:val="left"/>
+            </w:pPr>
+            <w:r>
+              <w:rPr>
+                <w:rFonts w:ascii="맑은 고딕" w:cs="맑은 고딕" w:eastAsia="맑은 고딕" w:hAnsi="맑은 고딕" w:hint="eastAsia"/>
+                <w:sz w:val="18"/>
+                <w:szCs w:val="18"/>
+              </w:rPr>
+              <w:t xml:space="preserve">1부 · 무료 · 유효기간 확인</w:t>
+            </w:r>
+          </w:p>
+        </w:tc>
+      </w:tr>
+      <w:tr>
+        <w:tc>
+          <w:tcPr>
+            <w:tcW w:type="dxa" w:w="560"/>
+            <w:tcMar>
+              <w:top w:type="dxa" w:w="64"/>
+              <w:left w:type="dxa" w:w="90"/>
+              <w:bottom w:type="dxa" w:w="64"/>
+              <w:right w:type="dxa" w:w="90"/>
+            </w:tcMar>
+            <w:vAlign w:val="center"/>
+          </w:tcPr>
+          <w:p>
+            <w:pPr>
+              <w:spacing w:after="0" w:line="270"/>
+              <w:jc w:val="center"/>
+            </w:pPr>
+            <w:r>
+              <w:rPr>
+                <w:rFonts w:ascii="맑은 고딕" w:cs="맑은 고딕" w:eastAsia="맑은 고딕" w:hAnsi="맑은 고딕" w:hint="eastAsia"/>
+                <w:sz w:val="18"/>
+                <w:szCs w:val="18"/>
+              </w:rPr>
+              <w:t xml:space="preserve">7)</w:t>
+            </w:r>
+          </w:p>
+        </w:tc>
+        <w:tc>
+          <w:tcPr>
+            <w:tcW w:type="dxa" w:w="2260"/>
+            <w:tcMar>
+              <w:top w:type="dxa" w:w="64"/>
+              <w:left w:type="dxa" w:w="90"/>
+              <w:bottom w:type="dxa" w:w="64"/>
+              <w:right w:type="dxa" w:w="90"/>
+            </w:tcMar>
+            <w:vAlign w:val="center"/>
+          </w:tcPr>
+          <w:p>
+            <w:pPr>
+              <w:spacing w:after="0" w:line="270"/>
+              <w:jc w:val="left"/>
+            </w:pPr>
+            <w:r>
+              <w:rPr>
+                <w:rFonts w:ascii="맑은 고딕" w:cs="맑은 고딕" w:eastAsia="맑은 고딕" w:hAnsi="맑은 고딕" w:hint="eastAsia"/>
+                <w:sz w:val="18"/>
+                <w:szCs w:val="18"/>
+              </w:rPr>
+              <w:t xml:space="preserve">지방세 완납증명</w:t>
+            </w:r>
+          </w:p>
+        </w:tc>
+        <w:tc>
+          <w:tcPr>
+            <w:tcW w:type="dxa" w:w="1120"/>
+            <w:tcMar>
+              <w:top w:type="dxa" w:w="64"/>
+              <w:left w:type="dxa" w:w="90"/>
+              <w:bottom w:type="dxa" w:w="64"/>
+              <w:right w:type="dxa" w:w="90"/>
+            </w:tcMar>
+            <w:vAlign w:val="center"/>
+          </w:tcPr>
+          <w:p>
+            <w:pPr>
+              <w:spacing w:after="0" w:line="270"/>
+              <w:jc w:val="center"/>
+            </w:pPr>
+            <w:r>
+              <w:rPr>
+                <w:rFonts w:ascii="맑은 고딕" w:cs="맑은 고딕" w:eastAsia="맑은 고딕" w:hAnsi="맑은 고딕" w:hint="eastAsia"/>
+                <w:b/>
+                <w:bCs/>
+                <w:color w:val="9C2A2A"/>
+                <w:sz w:val="18"/>
+                <w:szCs w:val="18"/>
+              </w:rPr>
+              <w:t xml:space="preserve">발급필요</w:t>
+            </w:r>
+          </w:p>
+        </w:tc>
+        <w:tc>
+          <w:tcPr>
+            <w:tcW w:type="dxa" w:w="1900"/>
+            <w:tcMar>
+              <w:top w:type="dxa" w:w="64"/>
+              <w:left w:type="dxa" w:w="90"/>
+              <w:bottom w:type="dxa" w:w="64"/>
+              <w:right w:type="dxa" w:w="90"/>
+            </w:tcMar>
+            <w:vAlign w:val="center"/>
+          </w:tcPr>
+          <w:p>
+            <w:pPr>
+              <w:spacing w:after="0" w:line="270"/>
+              <w:jc w:val="center"/>
+            </w:pPr>
+            <w:r>
+              <w:rPr>
+                <w:rFonts w:ascii="맑은 고딕" w:cs="맑은 고딕" w:eastAsia="맑은 고딕" w:hAnsi="맑은 고딕" w:hint="eastAsia"/>
+                <w:sz w:val="18"/>
+                <w:szCs w:val="18"/>
+              </w:rPr>
+              <w:t xml:space="preserve">위택스 · 정부24</w:t>
+            </w:r>
+          </w:p>
+        </w:tc>
+        <w:tc>
+          <w:tcPr>
+            <w:tcW w:type="dxa" w:w="3799"/>
+            <w:tcMar>
+              <w:top w:type="dxa" w:w="64"/>
+              <w:left w:type="dxa" w:w="90"/>
+              <w:bottom w:type="dxa" w:w="64"/>
+              <w:right w:type="dxa" w:w="90"/>
+            </w:tcMar>
+            <w:vAlign w:val="center"/>
+          </w:tcPr>
+          <w:p>
+            <w:pPr>
+              <w:spacing w:after="0" w:line="270"/>
+              <w:jc w:val="left"/>
+            </w:pPr>
+            <w:r>
+              <w:rPr>
+                <w:rFonts w:ascii="맑은 고딕" w:cs="맑은 고딕" w:eastAsia="맑은 고딕" w:hAnsi="맑은 고딕" w:hint="eastAsia"/>
+                <w:sz w:val="18"/>
+                <w:szCs w:val="18"/>
+              </w:rPr>
+              <w:t xml:space="preserve">1부 · 무료 · 유효기간 확인</w:t>
+            </w:r>
+          </w:p>
+        </w:tc>
+      </w:tr>
+      <w:tr>
+        <w:tc>
+          <w:tcPr>
+            <w:tcW w:type="dxa" w:w="560"/>
+            <w:tcMar>
+              <w:top w:type="dxa" w:w="64"/>
+              <w:left w:type="dxa" w:w="90"/>
+              <w:bottom w:type="dxa" w:w="64"/>
+              <w:right w:type="dxa" w:w="90"/>
+            </w:tcMar>
+            <w:vAlign w:val="center"/>
+          </w:tcPr>
+          <w:p>
+            <w:pPr>
+              <w:spacing w:after="0" w:line="270"/>
+              <w:jc w:val="center"/>
+            </w:pPr>
+            <w:r>
+              <w:rPr>
+                <w:rFonts w:ascii="맑은 고딕" w:cs="맑은 고딕" w:eastAsia="맑은 고딕" w:hAnsi="맑은 고딕" w:hint="eastAsia"/>
+                <w:sz w:val="18"/>
+                <w:szCs w:val="18"/>
+              </w:rPr>
+              <w:t xml:space="preserve">8)</w:t>
+            </w:r>
+          </w:p>
+        </w:tc>
+        <w:tc>
+          <w:tcPr>
+            <w:tcW w:type="dxa" w:w="2260"/>
+            <w:tcMar>
+              <w:top w:type="dxa" w:w="64"/>
+              <w:left w:type="dxa" w:w="90"/>
+              <w:bottom w:type="dxa" w:w="64"/>
+              <w:right w:type="dxa" w:w="90"/>
+            </w:tcMar>
+            <w:vAlign w:val="center"/>
+          </w:tcPr>
+          <w:p>
+            <w:pPr>
+              <w:spacing w:after="0" w:line="270"/>
+              <w:jc w:val="left"/>
+            </w:pPr>
+            <w:r>
+              <w:rPr>
+                <w:rFonts w:ascii="맑은 고딕" w:cs="맑은 고딕" w:eastAsia="맑은 고딕" w:hAnsi="맑은 고딕" w:hint="eastAsia"/>
+                <w:sz w:val="18"/>
+                <w:szCs w:val="18"/>
+              </w:rPr>
+              <w:t xml:space="preserve">전자세금계산서</w:t>
+            </w:r>
+          </w:p>
+        </w:tc>
+        <w:tc>
+          <w:tcPr>
+            <w:tcW w:type="dxa" w:w="1120"/>
+            <w:tcMar>
+              <w:top w:type="dxa" w:w="64"/>
+              <w:left w:type="dxa" w:w="90"/>
+              <w:bottom w:type="dxa" w:w="64"/>
+              <w:right w:type="dxa" w:w="90"/>
+            </w:tcMar>
+            <w:vAlign w:val="center"/>
+          </w:tcPr>
+          <w:p>
+            <w:pPr>
+              <w:spacing w:after="0" w:line="270"/>
+              <w:jc w:val="center"/>
+            </w:pPr>
+            <w:r>
+              <w:rPr>
+                <w:rFonts w:ascii="맑은 고딕" w:cs="맑은 고딕" w:eastAsia="맑은 고딕" w:hAnsi="맑은 고딕" w:hint="eastAsia"/>
+                <w:b/>
+                <w:bCs/>
+                <w:color w:val="9C2A2A"/>
+                <w:sz w:val="18"/>
+                <w:szCs w:val="18"/>
+              </w:rPr>
+              <w:t xml:space="preserve">발급필요</w:t>
+            </w:r>
+          </w:p>
+        </w:tc>
+        <w:tc>
+          <w:tcPr>
+            <w:tcW w:type="dxa" w:w="1900"/>
+            <w:tcMar>
+              <w:top w:type="dxa" w:w="64"/>
+              <w:left w:type="dxa" w:w="90"/>
+              <w:bottom w:type="dxa" w:w="64"/>
+              <w:right w:type="dxa" w:w="90"/>
+            </w:tcMar>
+            <w:vAlign w:val="center"/>
+          </w:tcPr>
+          <w:p>
+            <w:pPr>
+              <w:spacing w:after="0" w:line="270"/>
+              <w:jc w:val="center"/>
+            </w:pPr>
+            <w:r>
+              <w:rPr>
+                <w:rFonts w:ascii="맑은 고딕" w:cs="맑은 고딕" w:eastAsia="맑은 고딕" w:hAnsi="맑은 고딕" w:hint="eastAsia"/>
+                <w:sz w:val="18"/>
+                <w:szCs w:val="18"/>
+              </w:rPr>
+              <w:t xml:space="preserve">홈택스</w:t>
+            </w:r>
+          </w:p>
+        </w:tc>
+        <w:tc>
+          <w:tcPr>
+            <w:tcW w:type="dxa" w:w="3799"/>
+            <w:tcMar>
+              <w:top w:type="dxa" w:w="64"/>
+              <w:left w:type="dxa" w:w="90"/>
+              <w:bottom w:type="dxa" w:w="64"/>
+              <w:right w:type="dxa" w:w="90"/>
+            </w:tcMar>
+            <w:vAlign w:val="center"/>
+          </w:tcPr>
+          <w:p>
+            <w:pPr>
+              <w:spacing w:after="0" w:line="270"/>
+              <w:jc w:val="left"/>
+            </w:pPr>
+            <w:r>
+              <w:rPr>
+                <w:rFonts w:ascii="맑은 고딕" w:cs="맑은 고딕" w:eastAsia="맑은 고딕" w:hAnsi="맑은 고딕" w:hint="eastAsia"/>
+                <w:sz w:val="18"/>
+                <w:szCs w:val="18"/>
+              </w:rPr>
+              <w:t xml:space="preserve">공급가액 4,545,455 / 세액 454,545 — 2쪽 참고</w:t>
+            </w:r>
+          </w:p>
+        </w:tc>
+      </w:tr>
+      <w:tr>
+        <w:tc>
+          <w:tcPr>
+            <w:tcW w:type="dxa" w:w="560"/>
+            <w:tcMar>
+              <w:top w:type="dxa" w:w="64"/>
+              <w:left w:type="dxa" w:w="90"/>
+              <w:bottom w:type="dxa" w:w="64"/>
+              <w:right w:type="dxa" w:w="90"/>
+            </w:tcMar>
+            <w:vAlign w:val="center"/>
+          </w:tcPr>
+          <w:p>
+            <w:pPr>
+              <w:spacing w:after="0" w:line="270"/>
+              <w:jc w:val="center"/>
+            </w:pPr>
+            <w:r>
+              <w:rPr>
+                <w:rFonts w:ascii="맑은 고딕" w:cs="맑은 고딕" w:eastAsia="맑은 고딕" w:hAnsi="맑은 고딕" w:hint="eastAsia"/>
+                <w:sz w:val="18"/>
+                <w:szCs w:val="18"/>
+              </w:rPr>
+              <w:t xml:space="preserve">9)</w:t>
+            </w:r>
+          </w:p>
+        </w:tc>
+        <w:tc>
+          <w:tcPr>
+            <w:tcW w:type="dxa" w:w="2260"/>
+            <w:tcMar>
+              <w:top w:type="dxa" w:w="64"/>
+              <w:left w:type="dxa" w:w="90"/>
+              <w:bottom w:type="dxa" w:w="64"/>
+              <w:right w:type="dxa" w:w="90"/>
+            </w:tcMar>
+            <w:vAlign w:val="center"/>
+          </w:tcPr>
+          <w:p>
+            <w:pPr>
+              <w:spacing w:after="0" w:line="270"/>
+              <w:jc w:val="left"/>
+            </w:pPr>
+            <w:r>
+              <w:rPr>
+                <w:rFonts w:ascii="맑은 고딕" w:cs="맑은 고딕" w:eastAsia="맑은 고딕" w:hAnsi="맑은 고딕" w:hint="eastAsia"/>
+                <w:sz w:val="18"/>
+                <w:szCs w:val="18"/>
+              </w:rPr>
+              <w:t xml:space="preserve">통장 사본</w:t>
+            </w:r>
+          </w:p>
+        </w:tc>
+        <w:tc>
+          <w:tcPr>
+            <w:tcW w:type="dxa" w:w="1120"/>
+            <w:tcMar>
+              <w:top w:type="dxa" w:w="64"/>
+              <w:left w:type="dxa" w:w="90"/>
+              <w:bottom w:type="dxa" w:w="64"/>
+              <w:right w:type="dxa" w:w="90"/>
+            </w:tcMar>
+            <w:vAlign w:val="center"/>
+          </w:tcPr>
+          <w:p>
+            <w:pPr>
+              <w:spacing w:after="0" w:line="270"/>
+              <w:jc w:val="center"/>
+            </w:pPr>
+            <w:r>
+              <w:rPr>
+                <w:rFonts w:ascii="맑은 고딕" w:cs="맑은 고딕" w:eastAsia="맑은 고딕" w:hAnsi="맑은 고딕" w:hint="eastAsia"/>
+                <w:b/>
+                <w:bCs/>
+                <w:color w:val="9C2A2A"/>
+                <w:sz w:val="18"/>
+                <w:szCs w:val="18"/>
+              </w:rPr>
+              <w:t xml:space="preserve">발급필요</w:t>
+            </w:r>
+          </w:p>
+        </w:tc>
+        <w:tc>
+          <w:tcPr>
+            <w:tcW w:type="dxa" w:w="1900"/>
+            <w:tcMar>
+              <w:top w:type="dxa" w:w="64"/>
+              <w:left w:type="dxa" w:w="90"/>
+              <w:bottom w:type="dxa" w:w="64"/>
+              <w:right w:type="dxa" w:w="90"/>
+            </w:tcMar>
+            <w:vAlign w:val="center"/>
+          </w:tcPr>
+          <w:p>
+            <w:pPr>
+              <w:spacing w:after="0" w:line="270"/>
+              <w:jc w:val="center"/>
+            </w:pPr>
+            <w:r>
+              <w:rPr>
+                <w:rFonts w:ascii="맑은 고딕" w:cs="맑은 고딕" w:eastAsia="맑은 고딕" w:hAnsi="맑은 고딕" w:hint="eastAsia"/>
+                <w:sz w:val="18"/>
+                <w:szCs w:val="18"/>
+              </w:rPr>
+              <w:t xml:space="preserve">거래은행</w:t>
+            </w:r>
+          </w:p>
+        </w:tc>
+        <w:tc>
+          <w:tcPr>
+            <w:tcW w:type="dxa" w:w="3799"/>
+            <w:tcMar>
+              <w:top w:type="dxa" w:w="64"/>
+              <w:left w:type="dxa" w:w="90"/>
+              <w:bottom w:type="dxa" w:w="64"/>
+              <w:right w:type="dxa" w:w="90"/>
+            </w:tcMar>
+            <w:vAlign w:val="center"/>
+          </w:tcPr>
+          <w:p>
+            <w:pPr>
+              <w:spacing w:after="0" w:line="270"/>
+              <w:jc w:val="left"/>
+            </w:pPr>
+            <w:r>
+              <w:rPr>
+                <w:rFonts w:ascii="맑은 고딕" w:cs="맑은 고딕" w:eastAsia="맑은 고딕" w:hAnsi="맑은 고딕" w:hint="eastAsia"/>
+                <w:sz w:val="18"/>
+                <w:szCs w:val="18"/>
+              </w:rPr>
+              <w:t xml:space="preserve">기업 명의 1부 · 원본대조필 날인</w:t>
+            </w:r>
+          </w:p>
+        </w:tc>
+      </w:tr>
+      <w:tr>
+        <w:tc>
+          <w:tcPr>
+            <w:tcW w:type="dxa" w:w="560"/>
+            <w:tcMar>
+              <w:top w:type="dxa" w:w="64"/>
+              <w:left w:type="dxa" w:w="90"/>
+              <w:bottom w:type="dxa" w:w="64"/>
+              <w:right w:type="dxa" w:w="90"/>
+            </w:tcMar>
+            <w:vAlign w:val="center"/>
+          </w:tcPr>
+          <w:p>
+            <w:pPr>
+              <w:spacing w:after="0" w:line="270"/>
+              <w:jc w:val="center"/>
+            </w:pPr>
+            <w:r>
+              <w:rPr>
+                <w:rFonts w:ascii="맑은 고딕" w:cs="맑은 고딕" w:eastAsia="맑은 고딕" w:hAnsi="맑은 고딕" w:hint="eastAsia"/>
+                <w:sz w:val="18"/>
+                <w:szCs w:val="18"/>
+              </w:rPr>
+              <w:t xml:space="preserve">10)</w:t>
+            </w:r>
+          </w:p>
+        </w:tc>
+        <w:tc>
+          <w:tcPr>
+            <w:tcW w:type="dxa" w:w="2260"/>
             <w:tcMar>
               <w:top w:type="dxa" w:w="64"/>
               <w:left w:type="dxa" w:w="90"/>
@@ -812,7 +1516,7 @@
         </w:tc>
         <w:tc>
           <w:tcPr>
-            <w:tcW w:type="dxa" w:w="1300"/>
+            <w:tcW w:type="dxa" w:w="1120"/>
             <w:tcMar>
               <w:top w:type="dxa" w:w="64"/>
               <w:left w:type="dxa" w:w="90"/>
@@ -841,7 +1545,33 @@
         </w:tc>
         <w:tc>
           <w:tcPr>
-            <w:tcW w:type="dxa" w:w="5019"/>
+            <w:tcW w:type="dxa" w:w="1900"/>
+            <w:tcMar>
+              <w:top w:type="dxa" w:w="64"/>
+              <w:left w:type="dxa" w:w="90"/>
+              <w:bottom w:type="dxa" w:w="64"/>
+              <w:right w:type="dxa" w:w="90"/>
+            </w:tcMar>
+            <w:vAlign w:val="center"/>
+          </w:tcPr>
+          <w:p>
+            <w:pPr>
+              <w:spacing w:after="0" w:line="270"/>
+              <w:jc w:val="center"/>
+            </w:pPr>
+            <w:r>
+              <w:rPr>
+                <w:rFonts w:ascii="맑은 고딕" w:cs="맑은 고딕" w:eastAsia="맑은 고딕" w:hAnsi="맑은 고딕" w:hint="eastAsia"/>
+                <w:sz w:val="18"/>
+                <w:szCs w:val="18"/>
+              </w:rPr>
+              <w:t xml:space="preserve">—</w:t>
+            </w:r>
+          </w:p>
+        </w:tc>
+        <w:tc>
+          <w:tcPr>
+            <w:tcW w:type="dxa" w:w="3799"/>
             <w:tcMar>
               <w:top w:type="dxa" w:w="64"/>
               <w:left w:type="dxa" w:w="90"/>
@@ -861,334 +1591,7 @@
                 <w:sz w:val="17"/>
                 <w:szCs w:val="17"/>
               </w:rPr>
-              <w:t xml:space="preserve">계약금액 2,000만원 미만(부가세 포함 2,200만원 미만)은 제외 대상 — 본 계약 10,000,000원</w:t>
-            </w:r>
-          </w:p>
-        </w:tc>
-      </w:tr>
-      <w:tr>
-        <w:tc>
-          <w:tcPr>
-            <w:tcW w:type="dxa" w:w="620"/>
-            <w:tcMar>
-              <w:top w:type="dxa" w:w="64"/>
-              <w:left w:type="dxa" w:w="90"/>
-              <w:bottom w:type="dxa" w:w="64"/>
-              <w:right w:type="dxa" w:w="90"/>
-            </w:tcMar>
-            <w:vAlign w:val="center"/>
-          </w:tcPr>
-          <w:p>
-            <w:pPr>
-              <w:spacing w:after="0" w:line="270"/>
-              <w:jc w:val="center"/>
-            </w:pPr>
-            <w:r>
-              <w:rPr>
-                <w:rFonts w:ascii="맑은 고딕" w:cs="맑은 고딕" w:eastAsia="맑은 고딕" w:hAnsi="맑은 고딕" w:hint="eastAsia"/>
-                <w:sz w:val="18"/>
-                <w:szCs w:val="18"/>
-              </w:rPr>
-              <w:t xml:space="preserve">7)</w:t>
-            </w:r>
-          </w:p>
-        </w:tc>
-        <w:tc>
-          <w:tcPr>
-            <w:tcW w:type="dxa" w:w="2700"/>
-            <w:tcMar>
-              <w:top w:type="dxa" w:w="64"/>
-              <w:left w:type="dxa" w:w="90"/>
-              <w:bottom w:type="dxa" w:w="64"/>
-              <w:right w:type="dxa" w:w="90"/>
-            </w:tcMar>
-            <w:vAlign w:val="center"/>
-          </w:tcPr>
-          <w:p>
-            <w:pPr>
-              <w:spacing w:after="0" w:line="270"/>
-              <w:jc w:val="left"/>
-            </w:pPr>
-            <w:r>
-              <w:rPr>
-                <w:rFonts w:ascii="맑은 고딕" w:cs="맑은 고딕" w:eastAsia="맑은 고딕" w:hAnsi="맑은 고딕" w:hint="eastAsia"/>
-                <w:sz w:val="18"/>
-                <w:szCs w:val="18"/>
-              </w:rPr>
-              <w:t xml:space="preserve">지방세·국세 완납증명</w:t>
-            </w:r>
-          </w:p>
-        </w:tc>
-        <w:tc>
-          <w:tcPr>
-            <w:tcW w:type="dxa" w:w="1300"/>
-            <w:tcMar>
-              <w:top w:type="dxa" w:w="64"/>
-              <w:left w:type="dxa" w:w="90"/>
-              <w:bottom w:type="dxa" w:w="64"/>
-              <w:right w:type="dxa" w:w="90"/>
-            </w:tcMar>
-            <w:vAlign w:val="center"/>
-          </w:tcPr>
-          <w:p>
-            <w:pPr>
-              <w:spacing w:after="0" w:line="270"/>
-              <w:jc w:val="center"/>
-            </w:pPr>
-            <w:r>
-              <w:rPr>
-                <w:rFonts w:ascii="맑은 고딕" w:cs="맑은 고딕" w:eastAsia="맑은 고딕" w:hAnsi="맑은 고딕" w:hint="eastAsia"/>
-                <w:b/>
-                <w:bCs/>
-                <w:color w:val="9C2A2A"/>
-                <w:sz w:val="18"/>
-                <w:szCs w:val="18"/>
-              </w:rPr>
-              <w:t xml:space="preserve">발급필요</w:t>
-            </w:r>
-          </w:p>
-        </w:tc>
-        <w:tc>
-          <w:tcPr>
-            <w:tcW w:type="dxa" w:w="5019"/>
-            <w:tcMar>
-              <w:top w:type="dxa" w:w="64"/>
-              <w:left w:type="dxa" w:w="90"/>
-              <w:bottom w:type="dxa" w:w="64"/>
-              <w:right w:type="dxa" w:w="90"/>
-            </w:tcMar>
-            <w:vAlign w:val="center"/>
-          </w:tcPr>
-          <w:p>
-            <w:pPr>
-              <w:spacing w:after="0" w:line="270"/>
-              <w:jc w:val="left"/>
-            </w:pPr>
-            <w:r>
-              <w:rPr>
-                <w:rFonts w:ascii="맑은 고딕" w:cs="맑은 고딕" w:eastAsia="맑은 고딕" w:hAnsi="맑은 고딕" w:hint="eastAsia"/>
-                <w:sz w:val="18"/>
-                <w:szCs w:val="18"/>
-              </w:rPr>
-              <w:t xml:space="preserve">각 1부 · 유효기간 확인</w:t>
-            </w:r>
-          </w:p>
-        </w:tc>
-      </w:tr>
-      <w:tr>
-        <w:tc>
-          <w:tcPr>
-            <w:tcW w:type="dxa" w:w="620"/>
-            <w:tcMar>
-              <w:top w:type="dxa" w:w="64"/>
-              <w:left w:type="dxa" w:w="90"/>
-              <w:bottom w:type="dxa" w:w="64"/>
-              <w:right w:type="dxa" w:w="90"/>
-            </w:tcMar>
-            <w:vAlign w:val="center"/>
-          </w:tcPr>
-          <w:p>
-            <w:pPr>
-              <w:spacing w:after="0" w:line="270"/>
-              <w:jc w:val="center"/>
-            </w:pPr>
-            <w:r>
-              <w:rPr>
-                <w:rFonts w:ascii="맑은 고딕" w:cs="맑은 고딕" w:eastAsia="맑은 고딕" w:hAnsi="맑은 고딕" w:hint="eastAsia"/>
-                <w:sz w:val="18"/>
-                <w:szCs w:val="18"/>
-              </w:rPr>
-              <w:t xml:space="preserve">8)</w:t>
-            </w:r>
-          </w:p>
-        </w:tc>
-        <w:tc>
-          <w:tcPr>
-            <w:tcW w:type="dxa" w:w="2700"/>
-            <w:tcMar>
-              <w:top w:type="dxa" w:w="64"/>
-              <w:left w:type="dxa" w:w="90"/>
-              <w:bottom w:type="dxa" w:w="64"/>
-              <w:right w:type="dxa" w:w="90"/>
-            </w:tcMar>
-            <w:vAlign w:val="center"/>
-          </w:tcPr>
-          <w:p>
-            <w:pPr>
-              <w:spacing w:after="0" w:line="270"/>
-              <w:jc w:val="left"/>
-            </w:pPr>
-            <w:r>
-              <w:rPr>
-                <w:rFonts w:ascii="맑은 고딕" w:cs="맑은 고딕" w:eastAsia="맑은 고딕" w:hAnsi="맑은 고딕" w:hint="eastAsia"/>
-                <w:sz w:val="18"/>
-                <w:szCs w:val="18"/>
-              </w:rPr>
-              <w:t xml:space="preserve">세금계산서</w:t>
-            </w:r>
-          </w:p>
-        </w:tc>
-        <w:tc>
-          <w:tcPr>
-            <w:tcW w:type="dxa" w:w="1300"/>
-            <w:tcMar>
-              <w:top w:type="dxa" w:w="64"/>
-              <w:left w:type="dxa" w:w="90"/>
-              <w:bottom w:type="dxa" w:w="64"/>
-              <w:right w:type="dxa" w:w="90"/>
-            </w:tcMar>
-            <w:vAlign w:val="center"/>
-          </w:tcPr>
-          <w:p>
-            <w:pPr>
-              <w:spacing w:after="0" w:line="270"/>
-              <w:jc w:val="center"/>
-            </w:pPr>
-            <w:r>
-              <w:rPr>
-                <w:rFonts w:ascii="맑은 고딕" w:cs="맑은 고딕" w:eastAsia="맑은 고딕" w:hAnsi="맑은 고딕" w:hint="eastAsia"/>
-                <w:b/>
-                <w:bCs/>
-                <w:color w:val="9C2A2A"/>
-                <w:sz w:val="18"/>
-                <w:szCs w:val="18"/>
-              </w:rPr>
-              <w:t xml:space="preserve">발급필요</w:t>
-            </w:r>
-          </w:p>
-        </w:tc>
-        <w:tc>
-          <w:tcPr>
-            <w:tcW w:type="dxa" w:w="5019"/>
-            <w:tcMar>
-              <w:top w:type="dxa" w:w="64"/>
-              <w:left w:type="dxa" w:w="90"/>
-              <w:bottom w:type="dxa" w:w="64"/>
-              <w:right w:type="dxa" w:w="90"/>
-            </w:tcMar>
-            <w:vAlign w:val="center"/>
-          </w:tcPr>
-          <w:p>
-            <w:pPr>
-              <w:spacing w:after="0" w:line="270"/>
-              <w:jc w:val="left"/>
-            </w:pPr>
-            <w:r>
-              <w:rPr>
-                <w:rFonts w:ascii="맑은 고딕" w:cs="맑은 고딕" w:eastAsia="맑은 고딕" w:hAnsi="맑은 고딕" w:hint="eastAsia"/>
-                <w:sz w:val="18"/>
-                <w:szCs w:val="18"/>
-              </w:rPr>
-              <w:t xml:space="preserve">전자세금계산서 발행</w:t>
-            </w:r>
-          </w:p>
-        </w:tc>
-      </w:tr>
-      <w:tr>
-        <w:tc>
-          <w:tcPr>
-            <w:tcW w:type="dxa" w:w="620"/>
-            <w:tcMar>
-              <w:top w:type="dxa" w:w="64"/>
-              <w:left w:type="dxa" w:w="90"/>
-              <w:bottom w:type="dxa" w:w="64"/>
-              <w:right w:type="dxa" w:w="90"/>
-            </w:tcMar>
-            <w:vAlign w:val="center"/>
-          </w:tcPr>
-          <w:p>
-            <w:pPr>
-              <w:spacing w:after="0" w:line="270"/>
-              <w:jc w:val="center"/>
-            </w:pPr>
-            <w:r>
-              <w:rPr>
-                <w:rFonts w:ascii="맑은 고딕" w:cs="맑은 고딕" w:eastAsia="맑은 고딕" w:hAnsi="맑은 고딕" w:hint="eastAsia"/>
-                <w:sz w:val="18"/>
-                <w:szCs w:val="18"/>
-              </w:rPr>
-              <w:t xml:space="preserve">9)</w:t>
-            </w:r>
-          </w:p>
-        </w:tc>
-        <w:tc>
-          <w:tcPr>
-            <w:tcW w:type="dxa" w:w="2700"/>
-            <w:tcMar>
-              <w:top w:type="dxa" w:w="64"/>
-              <w:left w:type="dxa" w:w="90"/>
-              <w:bottom w:type="dxa" w:w="64"/>
-              <w:right w:type="dxa" w:w="90"/>
-            </w:tcMar>
-            <w:vAlign w:val="center"/>
-          </w:tcPr>
-          <w:p>
-            <w:pPr>
-              <w:spacing w:after="0" w:line="270"/>
-              <w:jc w:val="left"/>
-            </w:pPr>
-            <w:r>
-              <w:rPr>
-                <w:rFonts w:ascii="맑은 고딕" w:cs="맑은 고딕" w:eastAsia="맑은 고딕" w:hAnsi="맑은 고딕" w:hint="eastAsia"/>
-                <w:sz w:val="18"/>
-                <w:szCs w:val="18"/>
-              </w:rPr>
-              <w:t xml:space="preserve">통장 사본</w:t>
-            </w:r>
-          </w:p>
-        </w:tc>
-        <w:tc>
-          <w:tcPr>
-            <w:tcW w:type="dxa" w:w="1300"/>
-            <w:tcMar>
-              <w:top w:type="dxa" w:w="64"/>
-              <w:left w:type="dxa" w:w="90"/>
-              <w:bottom w:type="dxa" w:w="64"/>
-              <w:right w:type="dxa" w:w="90"/>
-            </w:tcMar>
-            <w:vAlign w:val="center"/>
-          </w:tcPr>
-          <w:p>
-            <w:pPr>
-              <w:spacing w:after="0" w:line="270"/>
-              <w:jc w:val="center"/>
-            </w:pPr>
-            <w:r>
-              <w:rPr>
-                <w:rFonts w:ascii="맑은 고딕" w:cs="맑은 고딕" w:eastAsia="맑은 고딕" w:hAnsi="맑은 고딕" w:hint="eastAsia"/>
-                <w:b/>
-                <w:bCs/>
-                <w:color w:val="9C2A2A"/>
-                <w:sz w:val="18"/>
-                <w:szCs w:val="18"/>
-              </w:rPr>
-              <w:t xml:space="preserve">발급필요</w:t>
-            </w:r>
-          </w:p>
-        </w:tc>
-        <w:tc>
-          <w:tcPr>
-            <w:tcW w:type="dxa" w:w="5019"/>
-            <w:tcMar>
-              <w:top w:type="dxa" w:w="64"/>
-              <w:left w:type="dxa" w:w="90"/>
-              <w:bottom w:type="dxa" w:w="64"/>
-              <w:right w:type="dxa" w:w="90"/>
-            </w:tcMar>
-            <w:vAlign w:val="center"/>
-          </w:tcPr>
-          <w:p>
-            <w:pPr>
-              <w:spacing w:after="0" w:line="270"/>
-              <w:jc w:val="left"/>
-            </w:pPr>
-            <w:r>
-              <w:rPr>
-                <w:rFonts w:ascii="맑은 고딕" w:cs="맑은 고딕" w:eastAsia="맑은 고딕" w:hAnsi="맑은 고딕" w:hint="eastAsia"/>
-                <w:sz w:val="18"/>
-                <w:szCs w:val="18"/>
-              </w:rPr>
-              <w:t xml:space="preserve">기업 명의 1부 · 원본대조필</w:t>
+              <w:t xml:space="preserve">계약금액 2,000만원 미만(부가세 포함 2,200만원 미만)은 제외 대상</w:t>
             </w:r>
           </w:p>
         </w:tc>
@@ -1240,15 +1643,16 @@
         </w:tblBorders>
       </w:tblPr>
       <w:tblGrid>
-        <w:gridCol w:w="620"/>
-        <w:gridCol w:w="2700"/>
-        <w:gridCol w:w="1300"/>
-        <w:gridCol w:w="5019"/>
+        <w:gridCol w:w="560"/>
+        <w:gridCol w:w="2260"/>
+        <w:gridCol w:w="1120"/>
+        <w:gridCol w:w="1900"/>
+        <w:gridCol w:w="3799"/>
       </w:tblGrid>
       <w:tr>
         <w:tc>
           <w:tcPr>
-            <w:tcW w:type="dxa" w:w="620"/>
+            <w:tcW w:type="dxa" w:w="560"/>
             <w:shd w:fill="F2F2F2" w:color="auto" w:val="clear"/>
             <w:tcMar>
               <w:top w:type="dxa" w:w="64"/>
@@ -1277,7 +1681,7 @@
         </w:tc>
         <w:tc>
           <w:tcPr>
-            <w:tcW w:type="dxa" w:w="2700"/>
+            <w:tcW w:type="dxa" w:w="2260"/>
             <w:shd w:fill="F2F2F2" w:color="auto" w:val="clear"/>
             <w:tcMar>
               <w:top w:type="dxa" w:w="64"/>
@@ -1306,7 +1710,7 @@
         </w:tc>
         <w:tc>
           <w:tcPr>
-            <w:tcW w:type="dxa" w:w="1300"/>
+            <w:tcW w:type="dxa" w:w="1120"/>
             <w:shd w:fill="F2F2F2" w:color="auto" w:val="clear"/>
             <w:tcMar>
               <w:top w:type="dxa" w:w="64"/>
@@ -1335,7 +1739,7 @@
         </w:tc>
         <w:tc>
           <w:tcPr>
-            <w:tcW w:type="dxa" w:w="5019"/>
+            <w:tcW w:type="dxa" w:w="1900"/>
             <w:shd w:fill="F2F2F2" w:color="auto" w:val="clear"/>
             <w:tcMar>
               <w:top w:type="dxa" w:w="64"/>
@@ -1366,7 +1770,7 @@
       <w:tr>
         <w:tc>
           <w:tcPr>
-            <w:tcW w:type="dxa" w:w="620"/>
+            <w:tcW w:type="dxa" w:w="560"/>
             <w:tcMar>
               <w:top w:type="dxa" w:w="64"/>
               <w:left w:type="dxa" w:w="90"/>
@@ -1392,7 +1796,7 @@
         </w:tc>
         <w:tc>
           <w:tcPr>
-            <w:tcW w:type="dxa" w:w="2700"/>
+            <w:tcW w:type="dxa" w:w="2260"/>
             <w:tcMar>
               <w:top w:type="dxa" w:w="64"/>
               <w:left w:type="dxa" w:w="90"/>
@@ -1418,7 +1822,7 @@
         </w:tc>
         <w:tc>
           <w:tcPr>
-            <w:tcW w:type="dxa" w:w="1300"/>
+            <w:tcW w:type="dxa" w:w="1120"/>
             <w:tcMar>
               <w:top w:type="dxa" w:w="64"/>
               <w:left w:type="dxa" w:w="90"/>
@@ -1447,7 +1851,7 @@
         </w:tc>
         <w:tc>
           <w:tcPr>
-            <w:tcW w:type="dxa" w:w="5019"/>
+            <w:tcW w:type="dxa" w:w="1900"/>
             <w:tcMar>
               <w:top w:type="dxa" w:w="64"/>
               <w:left w:type="dxa" w:w="90"/>
@@ -1475,7 +1879,7 @@
       <w:tr>
         <w:tc>
           <w:tcPr>
-            <w:tcW w:type="dxa" w:w="620"/>
+            <w:tcW w:type="dxa" w:w="560"/>
             <w:tcMar>
               <w:top w:type="dxa" w:w="64"/>
               <w:left w:type="dxa" w:w="90"/>
@@ -1501,7 +1905,7 @@
         </w:tc>
         <w:tc>
           <w:tcPr>
-            <w:tcW w:type="dxa" w:w="2700"/>
+            <w:tcW w:type="dxa" w:w="2260"/>
             <w:tcMar>
               <w:top w:type="dxa" w:w="64"/>
               <w:left w:type="dxa" w:w="90"/>
@@ -1527,7 +1931,7 @@
         </w:tc>
         <w:tc>
           <w:tcPr>
-            <w:tcW w:type="dxa" w:w="1300"/>
+            <w:tcW w:type="dxa" w:w="1120"/>
             <w:tcMar>
               <w:top w:type="dxa" w:w="64"/>
               <w:left w:type="dxa" w:w="90"/>
@@ -1556,7 +1960,7 @@
         </w:tc>
         <w:tc>
           <w:tcPr>
-            <w:tcW w:type="dxa" w:w="5019"/>
+            <w:tcW w:type="dxa" w:w="1900"/>
             <w:tcMar>
               <w:top w:type="dxa" w:w="64"/>
               <w:left w:type="dxa" w:w="90"/>
@@ -1584,7 +1988,7 @@
       <w:tr>
         <w:tc>
           <w:tcPr>
-            <w:tcW w:type="dxa" w:w="620"/>
+            <w:tcW w:type="dxa" w:w="560"/>
             <w:tcMar>
               <w:top w:type="dxa" w:w="64"/>
               <w:left w:type="dxa" w:w="90"/>
@@ -1610,7 +2014,7 @@
         </w:tc>
         <w:tc>
           <w:tcPr>
-            <w:tcW w:type="dxa" w:w="2700"/>
+            <w:tcW w:type="dxa" w:w="2260"/>
             <w:tcMar>
               <w:top w:type="dxa" w:w="64"/>
               <w:left w:type="dxa" w:w="90"/>
@@ -1636,7 +2040,7 @@
         </w:tc>
         <w:tc>
           <w:tcPr>
-            <w:tcW w:type="dxa" w:w="1300"/>
+            <w:tcW w:type="dxa" w:w="1120"/>
             <w:tcMar>
               <w:top w:type="dxa" w:w="64"/>
               <w:left w:type="dxa" w:w="90"/>
@@ -1665,7 +2069,7 @@
         </w:tc>
         <w:tc>
           <w:tcPr>
-            <w:tcW w:type="dxa" w:w="5019"/>
+            <w:tcW w:type="dxa" w:w="1900"/>
             <w:tcMar>
               <w:top w:type="dxa" w:w="64"/>
               <w:left w:type="dxa" w:w="90"/>
@@ -1693,7 +2097,7 @@
       <w:tr>
         <w:tc>
           <w:tcPr>
-            <w:tcW w:type="dxa" w:w="620"/>
+            <w:tcW w:type="dxa" w:w="560"/>
             <w:tcMar>
               <w:top w:type="dxa" w:w="64"/>
               <w:left w:type="dxa" w:w="90"/>
@@ -1719,7 +2123,7 @@
         </w:tc>
         <w:tc>
           <w:tcPr>
-            <w:tcW w:type="dxa" w:w="2700"/>
+            <w:tcW w:type="dxa" w:w="2260"/>
             <w:tcMar>
               <w:top w:type="dxa" w:w="64"/>
               <w:left w:type="dxa" w:w="90"/>
@@ -1745,7 +2149,7 @@
         </w:tc>
         <w:tc>
           <w:tcPr>
-            <w:tcW w:type="dxa" w:w="1300"/>
+            <w:tcW w:type="dxa" w:w="1120"/>
             <w:tcMar>
               <w:top w:type="dxa" w:w="64"/>
               <w:left w:type="dxa" w:w="90"/>
@@ -1774,7 +2178,7 @@
         </w:tc>
         <w:tc>
           <w:tcPr>
-            <w:tcW w:type="dxa" w:w="5019"/>
+            <w:tcW w:type="dxa" w:w="1900"/>
             <w:tcMar>
               <w:top w:type="dxa" w:w="64"/>
               <w:left w:type="dxa" w:w="90"/>
@@ -1802,7 +2206,7 @@
       <w:tr>
         <w:tc>
           <w:tcPr>
-            <w:tcW w:type="dxa" w:w="620"/>
+            <w:tcW w:type="dxa" w:w="560"/>
             <w:tcMar>
               <w:top w:type="dxa" w:w="64"/>
               <w:left w:type="dxa" w:w="90"/>
@@ -1828,7 +2232,7 @@
         </w:tc>
         <w:tc>
           <w:tcPr>
-            <w:tcW w:type="dxa" w:w="2700"/>
+            <w:tcW w:type="dxa" w:w="2260"/>
             <w:tcMar>
               <w:top w:type="dxa" w:w="64"/>
               <w:left w:type="dxa" w:w="90"/>
@@ -1854,7 +2258,7 @@
         </w:tc>
         <w:tc>
           <w:tcPr>
-            <w:tcW w:type="dxa" w:w="1300"/>
+            <w:tcW w:type="dxa" w:w="1120"/>
             <w:tcMar>
               <w:top w:type="dxa" w:w="64"/>
               <w:left w:type="dxa" w:w="90"/>
@@ -1883,7 +2287,7 @@
         </w:tc>
         <w:tc>
           <w:tcPr>
-            <w:tcW w:type="dxa" w:w="5019"/>
+            <w:tcW w:type="dxa" w:w="1900"/>
             <w:tcMar>
               <w:top w:type="dxa" w:w="64"/>
               <w:left w:type="dxa" w:w="90"/>
@@ -1911,7 +2315,7 @@
       <w:tr>
         <w:tc>
           <w:tcPr>
-            <w:tcW w:type="dxa" w:w="620"/>
+            <w:tcW w:type="dxa" w:w="560"/>
             <w:tcMar>
               <w:top w:type="dxa" w:w="64"/>
               <w:left w:type="dxa" w:w="90"/>
@@ -1937,7 +2341,7 @@
         </w:tc>
         <w:tc>
           <w:tcPr>
-            <w:tcW w:type="dxa" w:w="2700"/>
+            <w:tcW w:type="dxa" w:w="2260"/>
             <w:tcMar>
               <w:top w:type="dxa" w:w="64"/>
               <w:left w:type="dxa" w:w="90"/>
@@ -1963,7 +2367,7 @@
         </w:tc>
         <w:tc>
           <w:tcPr>
-            <w:tcW w:type="dxa" w:w="1300"/>
+            <w:tcW w:type="dxa" w:w="1120"/>
             <w:tcMar>
               <w:top w:type="dxa" w:w="64"/>
               <w:left w:type="dxa" w:w="90"/>
@@ -1992,7 +2396,7 @@
         </w:tc>
         <w:tc>
           <w:tcPr>
-            <w:tcW w:type="dxa" w:w="5019"/>
+            <w:tcW w:type="dxa" w:w="1900"/>
             <w:tcMar>
               <w:top w:type="dxa" w:w="64"/>
               <w:left w:type="dxa" w:w="90"/>
@@ -2020,7 +2424,7 @@
       <w:tr>
         <w:tc>
           <w:tcPr>
-            <w:tcW w:type="dxa" w:w="620"/>
+            <w:tcW w:type="dxa" w:w="560"/>
             <w:tcMar>
               <w:top w:type="dxa" w:w="64"/>
               <w:left w:type="dxa" w:w="90"/>
@@ -2046,7 +2450,7 @@
         </w:tc>
         <w:tc>
           <w:tcPr>
-            <w:tcW w:type="dxa" w:w="2700"/>
+            <w:tcW w:type="dxa" w:w="2260"/>
             <w:tcMar>
               <w:top w:type="dxa" w:w="64"/>
               <w:left w:type="dxa" w:w="90"/>
@@ -2072,7 +2476,7 @@
         </w:tc>
         <w:tc>
           <w:tcPr>
-            <w:tcW w:type="dxa" w:w="1300"/>
+            <w:tcW w:type="dxa" w:w="1120"/>
             <w:tcMar>
               <w:top w:type="dxa" w:w="64"/>
               <w:left w:type="dxa" w:w="90"/>
@@ -2101,7 +2505,7 @@
         </w:tc>
         <w:tc>
           <w:tcPr>
-            <w:tcW w:type="dxa" w:w="5019"/>
+            <w:tcW w:type="dxa" w:w="1900"/>
             <w:tcMar>
               <w:top w:type="dxa" w:w="64"/>
               <w:left w:type="dxa" w:w="90"/>
@@ -2129,7 +2533,7 @@
       <w:tr>
         <w:tc>
           <w:tcPr>
-            <w:tcW w:type="dxa" w:w="620"/>
+            <w:tcW w:type="dxa" w:w="560"/>
             <w:tcMar>
               <w:top w:type="dxa" w:w="64"/>
               <w:left w:type="dxa" w:w="90"/>
@@ -2155,7 +2559,7 @@
         </w:tc>
         <w:tc>
           <w:tcPr>
-            <w:tcW w:type="dxa" w:w="2700"/>
+            <w:tcW w:type="dxa" w:w="2260"/>
             <w:tcMar>
               <w:top w:type="dxa" w:w="64"/>
               <w:left w:type="dxa" w:w="90"/>
@@ -2181,7 +2585,7 @@
         </w:tc>
         <w:tc>
           <w:tcPr>
-            <w:tcW w:type="dxa" w:w="1300"/>
+            <w:tcW w:type="dxa" w:w="1120"/>
             <w:tcMar>
               <w:top w:type="dxa" w:w="64"/>
               <w:left w:type="dxa" w:w="90"/>
@@ -2210,7 +2614,7 @@
         </w:tc>
         <w:tc>
           <w:tcPr>
-            <w:tcW w:type="dxa" w:w="5019"/>
+            <w:tcW w:type="dxa" w:w="1900"/>
             <w:tcMar>
               <w:top w:type="dxa" w:w="64"/>
               <w:left w:type="dxa" w:w="90"/>
@@ -2247,7 +2651,1251 @@
           <w:sz w:val="18"/>
           <w:szCs w:val="18"/>
         </w:rPr>
-        <w:t xml:space="preserve">※ 본 작성본의 작성일은 2026. 9. 28.로 기재되어 있다. 직인은 공란이므로 출력 후 대표자(인)란에 법인인감 또는 사용인감을 날인한다.</w:t>
+        <w:t xml:space="preserve">※ 본 작성본의 작성일은 2026. 10. 12.로 기재되어 있다. 제출일이 다르면 각 서식의 날짜를 맞추고, 출력 후 대표자(인)란에 법인인감 또는 사용인감을 날인한다.</w:t>
+      </w:r>
+    </w:p>
+    <w:p>
+      <w:r>
+        <w:br w:type="page"/>
+      </w:r>
+    </w:p>
+    <w:p>
+      <w:pPr>
+        <w:spacing w:after="320" w:before="0" w:line="340"/>
+        <w:jc w:val="center"/>
+      </w:pPr>
+      <w:r>
+        <w:rPr>
+          <w:rFonts w:ascii="맑은 고딕" w:cs="맑은 고딕" w:eastAsia="맑은 고딕" w:hAnsi="맑은 고딕" w:hint="eastAsia"/>
+          <w:b/>
+          <w:bCs/>
+          <w:spacing w:val="80"/>
+          <w:sz w:val="32"/>
+          <w:szCs w:val="32"/>
+        </w:rPr>
+        <w:t xml:space="preserve">발급 서류 상세 안내</w:t>
+      </w:r>
+    </w:p>
+    <w:p>
+      <w:pPr>
+        <w:spacing w:after="260" w:before="0" w:line="300"/>
+      </w:pPr>
+      <w:r>
+        <w:rPr>
+          <w:rFonts w:ascii="맑은 고딕" w:cs="맑은 고딕" w:eastAsia="맑은 고딕" w:hAnsi="맑은 고딕" w:hint="eastAsia"/>
+          <w:sz w:val="19"/>
+          <w:szCs w:val="19"/>
+        </w:rPr>
+        <w:t xml:space="preserve">아래 다섯 가지는 직접 발급받아야 합니다. 순서대로 처리하시면 됩니다.</w:t>
+      </w:r>
+    </w:p>
+    <w:p>
+      <w:pPr>
+        <w:spacing w:after="140" w:before="0" w:line="300"/>
+      </w:pPr>
+      <w:r>
+        <w:rPr>
+          <w:rFonts w:ascii="맑은 고딕" w:cs="맑은 고딕" w:eastAsia="맑은 고딕" w:hAnsi="맑은 고딕" w:hint="eastAsia"/>
+          <w:b/>
+          <w:bCs/>
+          <w:sz w:val="21"/>
+          <w:szCs w:val="21"/>
+        </w:rPr>
+        <w:t xml:space="preserve">①  이행(선금)보증보험증권  —  가장 먼저 신청하세요. 시간이 걸립니다.</w:t>
+      </w:r>
+    </w:p>
+    <w:tbl>
+      <w:tblPr>
+        <w:tblW w:type="dxa" w:w="9639"/>
+        <w:tblBorders>
+          <w:top w:val="single" w:color="17365D" w:sz="8"/>
+          <w:left w:val="single" w:color="9AA5B1" w:sz="4"/>
+          <w:bottom w:val="single" w:color="17365D" w:sz="8"/>
+          <w:right w:val="single" w:color="9AA5B1" w:sz="4"/>
+          <w:insideH w:val="single" w:color="9AA5B1" w:sz="4"/>
+          <w:insideV w:val="single" w:color="9AA5B1" w:sz="4"/>
+        </w:tblBorders>
+      </w:tblPr>
+      <w:tblGrid>
+        <w:gridCol w:w="1700"/>
+        <w:gridCol w:w="7939"/>
+      </w:tblGrid>
+      <w:tr>
+        <w:tc>
+          <w:tcPr>
+            <w:tcW w:type="dxa" w:w="1700"/>
+            <w:shd w:fill="F2F2F2" w:color="auto" w:val="clear"/>
+            <w:tcMar>
+              <w:top w:type="dxa" w:w="64"/>
+              <w:left w:type="dxa" w:w="90"/>
+              <w:bottom w:type="dxa" w:w="64"/>
+              <w:right w:type="dxa" w:w="90"/>
+            </w:tcMar>
+            <w:vAlign w:val="center"/>
+          </w:tcPr>
+          <w:p>
+            <w:pPr>
+              <w:spacing w:after="0" w:line="270"/>
+              <w:jc w:val="center"/>
+            </w:pPr>
+            <w:r>
+              <w:rPr>
+                <w:rFonts w:ascii="맑은 고딕" w:cs="맑은 고딕" w:eastAsia="맑은 고딕" w:hAnsi="맑은 고딕" w:hint="eastAsia"/>
+                <w:b/>
+                <w:bCs/>
+                <w:sz w:val="18"/>
+                <w:szCs w:val="18"/>
+              </w:rPr>
+              <w:t xml:space="preserve">발급처</w:t>
+            </w:r>
+          </w:p>
+        </w:tc>
+        <w:tc>
+          <w:tcPr>
+            <w:tcW w:type="dxa" w:w="7939"/>
+            <w:tcMar>
+              <w:top w:type="dxa" w:w="64"/>
+              <w:left w:type="dxa" w:w="90"/>
+              <w:bottom w:type="dxa" w:w="64"/>
+              <w:right w:type="dxa" w:w="90"/>
+            </w:tcMar>
+            <w:vAlign w:val="center"/>
+          </w:tcPr>
+          <w:p>
+            <w:pPr>
+              <w:spacing w:after="0" w:line="270"/>
+              <w:jc w:val="left"/>
+            </w:pPr>
+            <w:r>
+              <w:rPr>
+                <w:rFonts w:ascii="맑은 고딕" w:cs="맑은 고딕" w:eastAsia="맑은 고딕" w:hAnsi="맑은 고딕" w:hint="eastAsia"/>
+                <w:sz w:val="18"/>
+                <w:szCs w:val="18"/>
+              </w:rPr>
+              <w:t xml:space="preserve">서울보증보험(SGI) 영업점 또는 온라인 (sgic.co.kr)</w:t>
+            </w:r>
+          </w:p>
+        </w:tc>
+      </w:tr>
+      <w:tr>
+        <w:tc>
+          <w:tcPr>
+            <w:tcW w:type="dxa" w:w="1700"/>
+            <w:shd w:fill="F2F2F2" w:color="auto" w:val="clear"/>
+            <w:tcMar>
+              <w:top w:type="dxa" w:w="64"/>
+              <w:left w:type="dxa" w:w="90"/>
+              <w:bottom w:type="dxa" w:w="64"/>
+              <w:right w:type="dxa" w:w="90"/>
+            </w:tcMar>
+            <w:vAlign w:val="center"/>
+          </w:tcPr>
+          <w:p>
+            <w:pPr>
+              <w:spacing w:after="0" w:line="270"/>
+              <w:jc w:val="center"/>
+            </w:pPr>
+            <w:r>
+              <w:rPr>
+                <w:rFonts w:ascii="맑은 고딕" w:cs="맑은 고딕" w:eastAsia="맑은 고딕" w:hAnsi="맑은 고딕" w:hint="eastAsia"/>
+                <w:b/>
+                <w:bCs/>
+                <w:sz w:val="18"/>
+                <w:szCs w:val="18"/>
+              </w:rPr>
+              <w:t xml:space="preserve">보증금액</w:t>
+            </w:r>
+          </w:p>
+        </w:tc>
+        <w:tc>
+          <w:tcPr>
+            <w:tcW w:type="dxa" w:w="7939"/>
+            <w:tcMar>
+              <w:top w:type="dxa" w:w="64"/>
+              <w:left w:type="dxa" w:w="90"/>
+              <w:bottom w:type="dxa" w:w="64"/>
+              <w:right w:type="dxa" w:w="90"/>
+            </w:tcMar>
+            <w:vAlign w:val="center"/>
+          </w:tcPr>
+          <w:p>
+            <w:pPr>
+              <w:spacing w:after="0" w:line="270"/>
+              <w:jc w:val="left"/>
+            </w:pPr>
+            <w:r>
+              <w:rPr>
+                <w:rFonts w:ascii="맑은 고딕" w:cs="맑은 고딕" w:eastAsia="맑은 고딕" w:hAnsi="맑은 고딕" w:hint="eastAsia"/>
+                <w:b/>
+                <w:bCs/>
+                <w:color w:val="9C2A2A"/>
+                <w:sz w:val="18"/>
+                <w:szCs w:val="18"/>
+              </w:rPr>
+              <w:t xml:space="preserve">5,000,000원 + 보증기간 이자상당액</w:t>
+            </w:r>
+          </w:p>
+        </w:tc>
+      </w:tr>
+      <w:tr>
+        <w:tc>
+          <w:tcPr>
+            <w:tcW w:type="dxa" w:w="1700"/>
+            <w:shd w:fill="F2F2F2" w:color="auto" w:val="clear"/>
+            <w:tcMar>
+              <w:top w:type="dxa" w:w="64"/>
+              <w:left w:type="dxa" w:w="90"/>
+              <w:bottom w:type="dxa" w:w="64"/>
+              <w:right w:type="dxa" w:w="90"/>
+            </w:tcMar>
+            <w:vAlign w:val="center"/>
+          </w:tcPr>
+          <w:p>
+            <w:pPr>
+              <w:spacing w:after="0" w:line="270"/>
+              <w:jc w:val="center"/>
+            </w:pPr>
+            <w:r>
+              <w:rPr>
+                <w:rFonts w:ascii="맑은 고딕" w:cs="맑은 고딕" w:eastAsia="맑은 고딕" w:hAnsi="맑은 고딕" w:hint="eastAsia"/>
+                <w:b/>
+                <w:bCs/>
+                <w:sz w:val="18"/>
+                <w:szCs w:val="18"/>
+              </w:rPr>
+              <w:t xml:space="preserve">보증기간</w:t>
+            </w:r>
+          </w:p>
+        </w:tc>
+        <w:tc>
+          <w:tcPr>
+            <w:tcW w:type="dxa" w:w="7939"/>
+            <w:tcMar>
+              <w:top w:type="dxa" w:w="64"/>
+              <w:left w:type="dxa" w:w="90"/>
+              <w:bottom w:type="dxa" w:w="64"/>
+              <w:right w:type="dxa" w:w="90"/>
+            </w:tcMar>
+            <w:vAlign w:val="center"/>
+          </w:tcPr>
+          <w:p>
+            <w:pPr>
+              <w:spacing w:after="0" w:line="270"/>
+              <w:jc w:val="left"/>
+            </w:pPr>
+            <w:r>
+              <w:rPr>
+                <w:rFonts w:ascii="맑은 고딕" w:cs="맑은 고딕" w:eastAsia="맑은 고딕" w:hAnsi="맑은 고딕" w:hint="eastAsia"/>
+                <w:b/>
+                <w:bCs/>
+                <w:sz w:val="18"/>
+                <w:szCs w:val="18"/>
+              </w:rPr>
+              <w:t xml:space="preserve">증권발급일 ~ 2027. 1. 5. 이상   (계약종료일 2026. 11. 6. + 60일)</w:t>
+            </w:r>
+          </w:p>
+        </w:tc>
+      </w:tr>
+      <w:tr>
+        <w:tc>
+          <w:tcPr>
+            <w:tcW w:type="dxa" w:w="1700"/>
+            <w:shd w:fill="F2F2F2" w:color="auto" w:val="clear"/>
+            <w:tcMar>
+              <w:top w:type="dxa" w:w="64"/>
+              <w:left w:type="dxa" w:w="90"/>
+              <w:bottom w:type="dxa" w:w="64"/>
+              <w:right w:type="dxa" w:w="90"/>
+            </w:tcMar>
+            <w:vAlign w:val="center"/>
+          </w:tcPr>
+          <w:p>
+            <w:pPr>
+              <w:spacing w:after="0" w:line="270"/>
+              <w:jc w:val="center"/>
+            </w:pPr>
+            <w:r>
+              <w:rPr>
+                <w:rFonts w:ascii="맑은 고딕" w:cs="맑은 고딕" w:eastAsia="맑은 고딕" w:hAnsi="맑은 고딕" w:hint="eastAsia"/>
+                <w:b/>
+                <w:bCs/>
+                <w:sz w:val="18"/>
+                <w:szCs w:val="18"/>
+              </w:rPr>
+              <w:t xml:space="preserve">준비물</w:t>
+            </w:r>
+          </w:p>
+        </w:tc>
+        <w:tc>
+          <w:tcPr>
+            <w:tcW w:type="dxa" w:w="7939"/>
+            <w:tcMar>
+              <w:top w:type="dxa" w:w="64"/>
+              <w:left w:type="dxa" w:w="90"/>
+              <w:bottom w:type="dxa" w:w="64"/>
+              <w:right w:type="dxa" w:w="90"/>
+            </w:tcMar>
+            <w:vAlign w:val="center"/>
+          </w:tcPr>
+          <w:p>
+            <w:pPr>
+              <w:spacing w:after="0" w:line="270"/>
+              <w:jc w:val="left"/>
+            </w:pPr>
+            <w:r>
+              <w:rPr>
+                <w:rFonts w:ascii="맑은 고딕" w:cs="맑은 고딕" w:eastAsia="맑은 고딕" w:hAnsi="맑은 고딕" w:hint="eastAsia"/>
+                <w:sz w:val="18"/>
+                <w:szCs w:val="18"/>
+              </w:rPr>
+              <w:t xml:space="preserve">사업자등록증 · 법인인감증명서 · 법인등기부등본 · 계약서 사본 · 법인인감</w:t>
+            </w:r>
+          </w:p>
+        </w:tc>
+      </w:tr>
+      <w:tr>
+        <w:tc>
+          <w:tcPr>
+            <w:tcW w:type="dxa" w:w="1700"/>
+            <w:shd w:fill="F2F2F2" w:color="auto" w:val="clear"/>
+            <w:tcMar>
+              <w:top w:type="dxa" w:w="64"/>
+              <w:left w:type="dxa" w:w="90"/>
+              <w:bottom w:type="dxa" w:w="64"/>
+              <w:right w:type="dxa" w:w="90"/>
+            </w:tcMar>
+            <w:vAlign w:val="center"/>
+          </w:tcPr>
+          <w:p>
+            <w:pPr>
+              <w:spacing w:after="0" w:line="270"/>
+              <w:jc w:val="center"/>
+            </w:pPr>
+            <w:r>
+              <w:rPr>
+                <w:rFonts w:ascii="맑은 고딕" w:cs="맑은 고딕" w:eastAsia="맑은 고딕" w:hAnsi="맑은 고딕" w:hint="eastAsia"/>
+                <w:b/>
+                <w:bCs/>
+                <w:sz w:val="18"/>
+                <w:szCs w:val="18"/>
+              </w:rPr>
+              <w:t xml:space="preserve">유의사항</w:t>
+            </w:r>
+          </w:p>
+        </w:tc>
+        <w:tc>
+          <w:tcPr>
+            <w:tcW w:type="dxa" w:w="7939"/>
+            <w:tcMar>
+              <w:top w:type="dxa" w:w="64"/>
+              <w:left w:type="dxa" w:w="90"/>
+              <w:bottom w:type="dxa" w:w="64"/>
+              <w:right w:type="dxa" w:w="90"/>
+            </w:tcMar>
+            <w:vAlign w:val="center"/>
+          </w:tcPr>
+          <w:p>
+            <w:pPr>
+              <w:spacing w:after="0" w:line="270"/>
+              <w:jc w:val="left"/>
+            </w:pPr>
+            <w:r>
+              <w:rPr>
+                <w:rFonts w:ascii="맑은 고딕" w:cs="맑은 고딕" w:eastAsia="맑은 고딕" w:hAnsi="맑은 고딕" w:hint="eastAsia"/>
+                <w:color w:val="9C2A2A"/>
+                <w:sz w:val="18"/>
+                <w:szCs w:val="18"/>
+              </w:rPr>
+              <w:t xml:space="preserve">보증금액을 딱 5,000,000원으로 끊으면 반려됩니다. 창구에 「지방계약 선금보증, 계약종료일 + 60일」이라고 말하면 이자상당액을 포함해 계산해 줍니다.</w:t>
+            </w:r>
+          </w:p>
+        </w:tc>
+      </w:tr>
+    </w:tbl>
+    <w:p>
+      <w:pPr>
+        <w:spacing w:after="140" w:before="300" w:line="300"/>
+      </w:pPr>
+      <w:r>
+        <w:rPr>
+          <w:rFonts w:ascii="맑은 고딕" w:cs="맑은 고딕" w:eastAsia="맑은 고딕" w:hAnsi="맑은 고딕" w:hint="eastAsia"/>
+          <w:b/>
+          <w:bCs/>
+          <w:sz w:val="21"/>
+          <w:szCs w:val="21"/>
+        </w:rPr>
+        <w:t xml:space="preserve">②  국세 완납증명</w:t>
+      </w:r>
+    </w:p>
+    <w:tbl>
+      <w:tblPr>
+        <w:tblW w:type="dxa" w:w="9639"/>
+        <w:tblBorders>
+          <w:top w:val="single" w:color="17365D" w:sz="8"/>
+          <w:left w:val="single" w:color="9AA5B1" w:sz="4"/>
+          <w:bottom w:val="single" w:color="17365D" w:sz="8"/>
+          <w:right w:val="single" w:color="9AA5B1" w:sz="4"/>
+          <w:insideH w:val="single" w:color="9AA5B1" w:sz="4"/>
+          <w:insideV w:val="single" w:color="9AA5B1" w:sz="4"/>
+        </w:tblBorders>
+      </w:tblPr>
+      <w:tblGrid>
+        <w:gridCol w:w="1700"/>
+        <w:gridCol w:w="7939"/>
+      </w:tblGrid>
+      <w:tr>
+        <w:tc>
+          <w:tcPr>
+            <w:tcW w:type="dxa" w:w="1700"/>
+            <w:shd w:fill="F2F2F2" w:color="auto" w:val="clear"/>
+            <w:tcMar>
+              <w:top w:type="dxa" w:w="64"/>
+              <w:left w:type="dxa" w:w="90"/>
+              <w:bottom w:type="dxa" w:w="64"/>
+              <w:right w:type="dxa" w:w="90"/>
+            </w:tcMar>
+            <w:vAlign w:val="center"/>
+          </w:tcPr>
+          <w:p>
+            <w:pPr>
+              <w:spacing w:after="0" w:line="270"/>
+              <w:jc w:val="center"/>
+            </w:pPr>
+            <w:r>
+              <w:rPr>
+                <w:rFonts w:ascii="맑은 고딕" w:cs="맑은 고딕" w:eastAsia="맑은 고딕" w:hAnsi="맑은 고딕" w:hint="eastAsia"/>
+                <w:b/>
+                <w:bCs/>
+                <w:sz w:val="18"/>
+                <w:szCs w:val="18"/>
+              </w:rPr>
+              <w:t xml:space="preserve">발급처</w:t>
+            </w:r>
+          </w:p>
+        </w:tc>
+        <w:tc>
+          <w:tcPr>
+            <w:tcW w:type="dxa" w:w="7939"/>
+            <w:tcMar>
+              <w:top w:type="dxa" w:w="64"/>
+              <w:left w:type="dxa" w:w="90"/>
+              <w:bottom w:type="dxa" w:w="64"/>
+              <w:right w:type="dxa" w:w="90"/>
+            </w:tcMar>
+            <w:vAlign w:val="center"/>
+          </w:tcPr>
+          <w:p>
+            <w:pPr>
+              <w:spacing w:after="0" w:line="270"/>
+              <w:jc w:val="left"/>
+            </w:pPr>
+            <w:r>
+              <w:rPr>
+                <w:rFonts w:ascii="맑은 고딕" w:cs="맑은 고딕" w:eastAsia="맑은 고딕" w:hAnsi="맑은 고딕" w:hint="eastAsia"/>
+                <w:sz w:val="18"/>
+                <w:szCs w:val="18"/>
+              </w:rPr>
+              <w:t xml:space="preserve">홈택스(hometax.go.kr) → 증명·등록·신청 → 납세증명서   또는 세무서 민원실</w:t>
+            </w:r>
+          </w:p>
+        </w:tc>
+      </w:tr>
+      <w:tr>
+        <w:tc>
+          <w:tcPr>
+            <w:tcW w:type="dxa" w:w="1700"/>
+            <w:shd w:fill="F2F2F2" w:color="auto" w:val="clear"/>
+            <w:tcMar>
+              <w:top w:type="dxa" w:w="64"/>
+              <w:left w:type="dxa" w:w="90"/>
+              <w:bottom w:type="dxa" w:w="64"/>
+              <w:right w:type="dxa" w:w="90"/>
+            </w:tcMar>
+            <w:vAlign w:val="center"/>
+          </w:tcPr>
+          <w:p>
+            <w:pPr>
+              <w:spacing w:after="0" w:line="270"/>
+              <w:jc w:val="center"/>
+            </w:pPr>
+            <w:r>
+              <w:rPr>
+                <w:rFonts w:ascii="맑은 고딕" w:cs="맑은 고딕" w:eastAsia="맑은 고딕" w:hAnsi="맑은 고딕" w:hint="eastAsia"/>
+                <w:b/>
+                <w:bCs/>
+                <w:sz w:val="18"/>
+                <w:szCs w:val="18"/>
+              </w:rPr>
+              <w:t xml:space="preserve">비용 · 부수</w:t>
+            </w:r>
+          </w:p>
+        </w:tc>
+        <w:tc>
+          <w:tcPr>
+            <w:tcW w:type="dxa" w:w="7939"/>
+            <w:tcMar>
+              <w:top w:type="dxa" w:w="64"/>
+              <w:left w:type="dxa" w:w="90"/>
+              <w:bottom w:type="dxa" w:w="64"/>
+              <w:right w:type="dxa" w:w="90"/>
+            </w:tcMar>
+            <w:vAlign w:val="center"/>
+          </w:tcPr>
+          <w:p>
+            <w:pPr>
+              <w:spacing w:after="0" w:line="270"/>
+              <w:jc w:val="left"/>
+            </w:pPr>
+            <w:r>
+              <w:rPr>
+                <w:rFonts w:ascii="맑은 고딕" w:cs="맑은 고딕" w:eastAsia="맑은 고딕" w:hAnsi="맑은 고딕" w:hint="eastAsia"/>
+                <w:sz w:val="18"/>
+                <w:szCs w:val="18"/>
+              </w:rPr>
+              <w:t xml:space="preserve">무료 · 1부</w:t>
+            </w:r>
+          </w:p>
+        </w:tc>
+      </w:tr>
+      <w:tr>
+        <w:tc>
+          <w:tcPr>
+            <w:tcW w:type="dxa" w:w="1700"/>
+            <w:shd w:fill="F2F2F2" w:color="auto" w:val="clear"/>
+            <w:tcMar>
+              <w:top w:type="dxa" w:w="64"/>
+              <w:left w:type="dxa" w:w="90"/>
+              <w:bottom w:type="dxa" w:w="64"/>
+              <w:right w:type="dxa" w:w="90"/>
+            </w:tcMar>
+            <w:vAlign w:val="center"/>
+          </w:tcPr>
+          <w:p>
+            <w:pPr>
+              <w:spacing w:after="0" w:line="270"/>
+              <w:jc w:val="center"/>
+            </w:pPr>
+            <w:r>
+              <w:rPr>
+                <w:rFonts w:ascii="맑은 고딕" w:cs="맑은 고딕" w:eastAsia="맑은 고딕" w:hAnsi="맑은 고딕" w:hint="eastAsia"/>
+                <w:b/>
+                <w:bCs/>
+                <w:sz w:val="18"/>
+                <w:szCs w:val="18"/>
+              </w:rPr>
+              <w:t xml:space="preserve">유의사항</w:t>
+            </w:r>
+          </w:p>
+        </w:tc>
+        <w:tc>
+          <w:tcPr>
+            <w:tcW w:type="dxa" w:w="7939"/>
+            <w:tcMar>
+              <w:top w:type="dxa" w:w="64"/>
+              <w:left w:type="dxa" w:w="90"/>
+              <w:bottom w:type="dxa" w:w="64"/>
+              <w:right w:type="dxa" w:w="90"/>
+            </w:tcMar>
+            <w:vAlign w:val="center"/>
+          </w:tcPr>
+          <w:p>
+            <w:pPr>
+              <w:spacing w:after="0" w:line="270"/>
+              <w:jc w:val="left"/>
+            </w:pPr>
+            <w:r>
+              <w:rPr>
+                <w:rFonts w:ascii="맑은 고딕" w:cs="맑은 고딕" w:eastAsia="맑은 고딕" w:hAnsi="맑은 고딕" w:hint="eastAsia"/>
+                <w:sz w:val="18"/>
+                <w:szCs w:val="18"/>
+              </w:rPr>
+              <w:t xml:space="preserve">유효기간이 있습니다. 제출 직전에 발급받으세요.</w:t>
+            </w:r>
+          </w:p>
+        </w:tc>
+      </w:tr>
+    </w:tbl>
+    <w:p>
+      <w:pPr>
+        <w:spacing w:after="140" w:before="300" w:line="300"/>
+      </w:pPr>
+      <w:r>
+        <w:rPr>
+          <w:rFonts w:ascii="맑은 고딕" w:cs="맑은 고딕" w:eastAsia="맑은 고딕" w:hAnsi="맑은 고딕" w:hint="eastAsia"/>
+          <w:b/>
+          <w:bCs/>
+          <w:sz w:val="21"/>
+          <w:szCs w:val="21"/>
+        </w:rPr>
+        <w:t xml:space="preserve">③  지방세 완납증명</w:t>
+      </w:r>
+    </w:p>
+    <w:tbl>
+      <w:tblPr>
+        <w:tblW w:type="dxa" w:w="9639"/>
+        <w:tblBorders>
+          <w:top w:val="single" w:color="17365D" w:sz="8"/>
+          <w:left w:val="single" w:color="9AA5B1" w:sz="4"/>
+          <w:bottom w:val="single" w:color="17365D" w:sz="8"/>
+          <w:right w:val="single" w:color="9AA5B1" w:sz="4"/>
+          <w:insideH w:val="single" w:color="9AA5B1" w:sz="4"/>
+          <w:insideV w:val="single" w:color="9AA5B1" w:sz="4"/>
+        </w:tblBorders>
+      </w:tblPr>
+      <w:tblGrid>
+        <w:gridCol w:w="1700"/>
+        <w:gridCol w:w="7939"/>
+      </w:tblGrid>
+      <w:tr>
+        <w:tc>
+          <w:tcPr>
+            <w:tcW w:type="dxa" w:w="1700"/>
+            <w:shd w:fill="F2F2F2" w:color="auto" w:val="clear"/>
+            <w:tcMar>
+              <w:top w:type="dxa" w:w="64"/>
+              <w:left w:type="dxa" w:w="90"/>
+              <w:bottom w:type="dxa" w:w="64"/>
+              <w:right w:type="dxa" w:w="90"/>
+            </w:tcMar>
+            <w:vAlign w:val="center"/>
+          </w:tcPr>
+          <w:p>
+            <w:pPr>
+              <w:spacing w:after="0" w:line="270"/>
+              <w:jc w:val="center"/>
+            </w:pPr>
+            <w:r>
+              <w:rPr>
+                <w:rFonts w:ascii="맑은 고딕" w:cs="맑은 고딕" w:eastAsia="맑은 고딕" w:hAnsi="맑은 고딕" w:hint="eastAsia"/>
+                <w:b/>
+                <w:bCs/>
+                <w:sz w:val="18"/>
+                <w:szCs w:val="18"/>
+              </w:rPr>
+              <w:t xml:space="preserve">발급처</w:t>
+            </w:r>
+          </w:p>
+        </w:tc>
+        <w:tc>
+          <w:tcPr>
+            <w:tcW w:type="dxa" w:w="7939"/>
+            <w:tcMar>
+              <w:top w:type="dxa" w:w="64"/>
+              <w:left w:type="dxa" w:w="90"/>
+              <w:bottom w:type="dxa" w:w="64"/>
+              <w:right w:type="dxa" w:w="90"/>
+            </w:tcMar>
+            <w:vAlign w:val="center"/>
+          </w:tcPr>
+          <w:p>
+            <w:pPr>
+              <w:spacing w:after="0" w:line="270"/>
+              <w:jc w:val="left"/>
+            </w:pPr>
+            <w:r>
+              <w:rPr>
+                <w:rFonts w:ascii="맑은 고딕" w:cs="맑은 고딕" w:eastAsia="맑은 고딕" w:hAnsi="맑은 고딕" w:hint="eastAsia"/>
+                <w:sz w:val="18"/>
+                <w:szCs w:val="18"/>
+              </w:rPr>
+              <w:t xml:space="preserve">위택스(wetax.go.kr) 또는 정부24(gov.kr) · 주민센터</w:t>
+            </w:r>
+          </w:p>
+        </w:tc>
+      </w:tr>
+      <w:tr>
+        <w:tc>
+          <w:tcPr>
+            <w:tcW w:type="dxa" w:w="1700"/>
+            <w:shd w:fill="F2F2F2" w:color="auto" w:val="clear"/>
+            <w:tcMar>
+              <w:top w:type="dxa" w:w="64"/>
+              <w:left w:type="dxa" w:w="90"/>
+              <w:bottom w:type="dxa" w:w="64"/>
+              <w:right w:type="dxa" w:w="90"/>
+            </w:tcMar>
+            <w:vAlign w:val="center"/>
+          </w:tcPr>
+          <w:p>
+            <w:pPr>
+              <w:spacing w:after="0" w:line="270"/>
+              <w:jc w:val="center"/>
+            </w:pPr>
+            <w:r>
+              <w:rPr>
+                <w:rFonts w:ascii="맑은 고딕" w:cs="맑은 고딕" w:eastAsia="맑은 고딕" w:hAnsi="맑은 고딕" w:hint="eastAsia"/>
+                <w:b/>
+                <w:bCs/>
+                <w:sz w:val="18"/>
+                <w:szCs w:val="18"/>
+              </w:rPr>
+              <w:t xml:space="preserve">비용 · 부수</w:t>
+            </w:r>
+          </w:p>
+        </w:tc>
+        <w:tc>
+          <w:tcPr>
+            <w:tcW w:type="dxa" w:w="7939"/>
+            <w:tcMar>
+              <w:top w:type="dxa" w:w="64"/>
+              <w:left w:type="dxa" w:w="90"/>
+              <w:bottom w:type="dxa" w:w="64"/>
+              <w:right w:type="dxa" w:w="90"/>
+            </w:tcMar>
+            <w:vAlign w:val="center"/>
+          </w:tcPr>
+          <w:p>
+            <w:pPr>
+              <w:spacing w:after="0" w:line="270"/>
+              <w:jc w:val="left"/>
+            </w:pPr>
+            <w:r>
+              <w:rPr>
+                <w:rFonts w:ascii="맑은 고딕" w:cs="맑은 고딕" w:eastAsia="맑은 고딕" w:hAnsi="맑은 고딕" w:hint="eastAsia"/>
+                <w:sz w:val="18"/>
+                <w:szCs w:val="18"/>
+              </w:rPr>
+              <w:t xml:space="preserve">무료 · 1부</w:t>
+            </w:r>
+          </w:p>
+        </w:tc>
+      </w:tr>
+      <w:tr>
+        <w:tc>
+          <w:tcPr>
+            <w:tcW w:type="dxa" w:w="1700"/>
+            <w:shd w:fill="F2F2F2" w:color="auto" w:val="clear"/>
+            <w:tcMar>
+              <w:top w:type="dxa" w:w="64"/>
+              <w:left w:type="dxa" w:w="90"/>
+              <w:bottom w:type="dxa" w:w="64"/>
+              <w:right w:type="dxa" w:w="90"/>
+            </w:tcMar>
+            <w:vAlign w:val="center"/>
+          </w:tcPr>
+          <w:p>
+            <w:pPr>
+              <w:spacing w:after="0" w:line="270"/>
+              <w:jc w:val="center"/>
+            </w:pPr>
+            <w:r>
+              <w:rPr>
+                <w:rFonts w:ascii="맑은 고딕" w:cs="맑은 고딕" w:eastAsia="맑은 고딕" w:hAnsi="맑은 고딕" w:hint="eastAsia"/>
+                <w:b/>
+                <w:bCs/>
+                <w:sz w:val="18"/>
+                <w:szCs w:val="18"/>
+              </w:rPr>
+              <w:t xml:space="preserve">유의사항</w:t>
+            </w:r>
+          </w:p>
+        </w:tc>
+        <w:tc>
+          <w:tcPr>
+            <w:tcW w:type="dxa" w:w="7939"/>
+            <w:tcMar>
+              <w:top w:type="dxa" w:w="64"/>
+              <w:left w:type="dxa" w:w="90"/>
+              <w:bottom w:type="dxa" w:w="64"/>
+              <w:right w:type="dxa" w:w="90"/>
+            </w:tcMar>
+            <w:vAlign w:val="center"/>
+          </w:tcPr>
+          <w:p>
+            <w:pPr>
+              <w:spacing w:after="0" w:line="270"/>
+              <w:jc w:val="left"/>
+            </w:pPr>
+            <w:r>
+              <w:rPr>
+                <w:rFonts w:ascii="맑은 고딕" w:cs="맑은 고딕" w:eastAsia="맑은 고딕" w:hAnsi="맑은 고딕" w:hint="eastAsia"/>
+                <w:sz w:val="18"/>
+                <w:szCs w:val="18"/>
+              </w:rPr>
+              <w:t xml:space="preserve">국세와 별개입니다. 두 가지를 모두 제출합니다.</w:t>
+            </w:r>
+          </w:p>
+        </w:tc>
+      </w:tr>
+    </w:tbl>
+    <w:p>
+      <w:pPr>
+        <w:spacing w:after="140" w:before="300" w:line="300"/>
+      </w:pPr>
+      <w:r>
+        <w:rPr>
+          <w:rFonts w:ascii="맑은 고딕" w:cs="맑은 고딕" w:eastAsia="맑은 고딕" w:hAnsi="맑은 고딕" w:hint="eastAsia"/>
+          <w:b/>
+          <w:bCs/>
+          <w:sz w:val="21"/>
+          <w:szCs w:val="21"/>
+        </w:rPr>
+        <w:t xml:space="preserve">④  전자세금계산서</w:t>
+      </w:r>
+    </w:p>
+    <w:tbl>
+      <w:tblPr>
+        <w:tblW w:type="dxa" w:w="9639"/>
+        <w:tblBorders>
+          <w:top w:val="single" w:color="17365D" w:sz="8"/>
+          <w:left w:val="single" w:color="9AA5B1" w:sz="4"/>
+          <w:bottom w:val="single" w:color="17365D" w:sz="8"/>
+          <w:right w:val="single" w:color="9AA5B1" w:sz="4"/>
+          <w:insideH w:val="single" w:color="9AA5B1" w:sz="4"/>
+          <w:insideV w:val="single" w:color="9AA5B1" w:sz="4"/>
+        </w:tblBorders>
+      </w:tblPr>
+      <w:tblGrid>
+        <w:gridCol w:w="1700"/>
+        <w:gridCol w:w="7939"/>
+      </w:tblGrid>
+      <w:tr>
+        <w:tc>
+          <w:tcPr>
+            <w:tcW w:type="dxa" w:w="1700"/>
+            <w:shd w:fill="F2F2F2" w:color="auto" w:val="clear"/>
+            <w:tcMar>
+              <w:top w:type="dxa" w:w="64"/>
+              <w:left w:type="dxa" w:w="90"/>
+              <w:bottom w:type="dxa" w:w="64"/>
+              <w:right w:type="dxa" w:w="90"/>
+            </w:tcMar>
+            <w:vAlign w:val="center"/>
+          </w:tcPr>
+          <w:p>
+            <w:pPr>
+              <w:spacing w:after="0" w:line="270"/>
+              <w:jc w:val="center"/>
+            </w:pPr>
+            <w:r>
+              <w:rPr>
+                <w:rFonts w:ascii="맑은 고딕" w:cs="맑은 고딕" w:eastAsia="맑은 고딕" w:hAnsi="맑은 고딕" w:hint="eastAsia"/>
+                <w:b/>
+                <w:bCs/>
+                <w:sz w:val="18"/>
+                <w:szCs w:val="18"/>
+              </w:rPr>
+              <w:t xml:space="preserve">발급처</w:t>
+            </w:r>
+          </w:p>
+        </w:tc>
+        <w:tc>
+          <w:tcPr>
+            <w:tcW w:type="dxa" w:w="7939"/>
+            <w:tcMar>
+              <w:top w:type="dxa" w:w="64"/>
+              <w:left w:type="dxa" w:w="90"/>
+              <w:bottom w:type="dxa" w:w="64"/>
+              <w:right w:type="dxa" w:w="90"/>
+            </w:tcMar>
+            <w:vAlign w:val="center"/>
+          </w:tcPr>
+          <w:p>
+            <w:pPr>
+              <w:spacing w:after="0" w:line="270"/>
+              <w:jc w:val="left"/>
+            </w:pPr>
+            <w:r>
+              <w:rPr>
+                <w:rFonts w:ascii="맑은 고딕" w:cs="맑은 고딕" w:eastAsia="맑은 고딕" w:hAnsi="맑은 고딕" w:hint="eastAsia"/>
+                <w:sz w:val="18"/>
+                <w:szCs w:val="18"/>
+              </w:rPr>
+              <w:t xml:space="preserve">홈택스 → 전자(세금)계산서 발행   (사업자 인증서 필요)</w:t>
+            </w:r>
+          </w:p>
+        </w:tc>
+      </w:tr>
+      <w:tr>
+        <w:tc>
+          <w:tcPr>
+            <w:tcW w:type="dxa" w:w="1700"/>
+            <w:shd w:fill="F2F2F2" w:color="auto" w:val="clear"/>
+            <w:tcMar>
+              <w:top w:type="dxa" w:w="64"/>
+              <w:left w:type="dxa" w:w="90"/>
+              <w:bottom w:type="dxa" w:w="64"/>
+              <w:right w:type="dxa" w:w="90"/>
+            </w:tcMar>
+            <w:vAlign w:val="center"/>
+          </w:tcPr>
+          <w:p>
+            <w:pPr>
+              <w:spacing w:after="0" w:line="270"/>
+              <w:jc w:val="center"/>
+            </w:pPr>
+            <w:r>
+              <w:rPr>
+                <w:rFonts w:ascii="맑은 고딕" w:cs="맑은 고딕" w:eastAsia="맑은 고딕" w:hAnsi="맑은 고딕" w:hint="eastAsia"/>
+                <w:b/>
+                <w:bCs/>
+                <w:sz w:val="18"/>
+                <w:szCs w:val="18"/>
+              </w:rPr>
+              <w:t xml:space="preserve">공급받는자</w:t>
+            </w:r>
+          </w:p>
+        </w:tc>
+        <w:tc>
+          <w:tcPr>
+            <w:tcW w:type="dxa" w:w="7939"/>
+            <w:tcMar>
+              <w:top w:type="dxa" w:w="64"/>
+              <w:left w:type="dxa" w:w="90"/>
+              <w:bottom w:type="dxa" w:w="64"/>
+              <w:right w:type="dxa" w:w="90"/>
+            </w:tcMar>
+            <w:vAlign w:val="center"/>
+          </w:tcPr>
+          <w:p>
+            <w:pPr>
+              <w:spacing w:after="0" w:line="270"/>
+              <w:jc w:val="left"/>
+            </w:pPr>
+            <w:r>
+              <w:rPr>
+                <w:rFonts w:ascii="맑은 고딕" w:cs="맑은 고딕" w:eastAsia="맑은 고딕" w:hAnsi="맑은 고딕" w:hint="eastAsia"/>
+                <w:sz w:val="18"/>
+                <w:szCs w:val="18"/>
+              </w:rPr>
+              <w:t xml:space="preserve">고양산업진흥원   (사업자등록번호는 계약서에서 확인)</w:t>
+            </w:r>
+          </w:p>
+        </w:tc>
+      </w:tr>
+      <w:tr>
+        <w:tc>
+          <w:tcPr>
+            <w:tcW w:type="dxa" w:w="1700"/>
+            <w:shd w:fill="F2F2F2" w:color="auto" w:val="clear"/>
+            <w:tcMar>
+              <w:top w:type="dxa" w:w="64"/>
+              <w:left w:type="dxa" w:w="90"/>
+              <w:bottom w:type="dxa" w:w="64"/>
+              <w:right w:type="dxa" w:w="90"/>
+            </w:tcMar>
+            <w:vAlign w:val="center"/>
+          </w:tcPr>
+          <w:p>
+            <w:pPr>
+              <w:spacing w:after="0" w:line="270"/>
+              <w:jc w:val="center"/>
+            </w:pPr>
+            <w:r>
+              <w:rPr>
+                <w:rFonts w:ascii="맑은 고딕" w:cs="맑은 고딕" w:eastAsia="맑은 고딕" w:hAnsi="맑은 고딕" w:hint="eastAsia"/>
+                <w:b/>
+                <w:bCs/>
+                <w:sz w:val="18"/>
+                <w:szCs w:val="18"/>
+              </w:rPr>
+              <w:t xml:space="preserve">품　　목</w:t>
+            </w:r>
+          </w:p>
+        </w:tc>
+        <w:tc>
+          <w:tcPr>
+            <w:tcW w:type="dxa" w:w="7939"/>
+            <w:tcMar>
+              <w:top w:type="dxa" w:w="64"/>
+              <w:left w:type="dxa" w:w="90"/>
+              <w:bottom w:type="dxa" w:w="64"/>
+              <w:right w:type="dxa" w:w="90"/>
+            </w:tcMar>
+            <w:vAlign w:val="center"/>
+          </w:tcPr>
+          <w:p>
+            <w:pPr>
+              <w:spacing w:after="0" w:line="270"/>
+              <w:jc w:val="left"/>
+            </w:pPr>
+            <w:r>
+              <w:rPr>
+                <w:rFonts w:ascii="맑은 고딕" w:cs="맑은 고딕" w:eastAsia="맑은 고딕" w:hAnsi="맑은 고딕" w:hint="eastAsia"/>
+                <w:sz w:val="18"/>
+                <w:szCs w:val="18"/>
+              </w:rPr>
+              <w:t xml:space="preserve">한국항공대학교 바이브 코딩(Vibe Coding) 기반 학생창업 경진대회 및 창업 특강 운영   (선금)</w:t>
+            </w:r>
+          </w:p>
+        </w:tc>
+      </w:tr>
+      <w:tr>
+        <w:tc>
+          <w:tcPr>
+            <w:tcW w:type="dxa" w:w="1700"/>
+            <w:shd w:fill="F2F2F2" w:color="auto" w:val="clear"/>
+            <w:tcMar>
+              <w:top w:type="dxa" w:w="64"/>
+              <w:left w:type="dxa" w:w="90"/>
+              <w:bottom w:type="dxa" w:w="64"/>
+              <w:right w:type="dxa" w:w="90"/>
+            </w:tcMar>
+            <w:vAlign w:val="center"/>
+          </w:tcPr>
+          <w:p>
+            <w:pPr>
+              <w:spacing w:after="0" w:line="270"/>
+              <w:jc w:val="center"/>
+            </w:pPr>
+            <w:r>
+              <w:rPr>
+                <w:rFonts w:ascii="맑은 고딕" w:cs="맑은 고딕" w:eastAsia="맑은 고딕" w:hAnsi="맑은 고딕" w:hint="eastAsia"/>
+                <w:b/>
+                <w:bCs/>
+                <w:sz w:val="18"/>
+                <w:szCs w:val="18"/>
+              </w:rPr>
+              <w:t xml:space="preserve">금　　액</w:t>
+            </w:r>
+          </w:p>
+        </w:tc>
+        <w:tc>
+          <w:tcPr>
+            <w:tcW w:type="dxa" w:w="7939"/>
+            <w:tcMar>
+              <w:top w:type="dxa" w:w="64"/>
+              <w:left w:type="dxa" w:w="90"/>
+              <w:bottom w:type="dxa" w:w="64"/>
+              <w:right w:type="dxa" w:w="90"/>
+            </w:tcMar>
+            <w:vAlign w:val="center"/>
+          </w:tcPr>
+          <w:p>
+            <w:pPr>
+              <w:spacing w:after="0" w:line="270"/>
+              <w:jc w:val="left"/>
+            </w:pPr>
+            <w:r>
+              <w:rPr>
+                <w:rFonts w:ascii="맑은 고딕" w:cs="맑은 고딕" w:eastAsia="맑은 고딕" w:hAnsi="맑은 고딕" w:hint="eastAsia"/>
+                <w:b/>
+                <w:bCs/>
+                <w:sz w:val="18"/>
+                <w:szCs w:val="18"/>
+              </w:rPr>
+              <w:t xml:space="preserve">공급가액 4,545,455원   /   세액 454,545원   /   합계 5,000,000원</w:t>
+            </w:r>
+          </w:p>
+        </w:tc>
+      </w:tr>
+      <w:tr>
+        <w:tc>
+          <w:tcPr>
+            <w:tcW w:type="dxa" w:w="1700"/>
+            <w:shd w:fill="F2F2F2" w:color="auto" w:val="clear"/>
+            <w:tcMar>
+              <w:top w:type="dxa" w:w="64"/>
+              <w:left w:type="dxa" w:w="90"/>
+              <w:bottom w:type="dxa" w:w="64"/>
+              <w:right w:type="dxa" w:w="90"/>
+            </w:tcMar>
+            <w:vAlign w:val="center"/>
+          </w:tcPr>
+          <w:p>
+            <w:pPr>
+              <w:spacing w:after="0" w:line="270"/>
+              <w:jc w:val="center"/>
+            </w:pPr>
+            <w:r>
+              <w:rPr>
+                <w:rFonts w:ascii="맑은 고딕" w:cs="맑은 고딕" w:eastAsia="맑은 고딕" w:hAnsi="맑은 고딕" w:hint="eastAsia"/>
+                <w:b/>
+                <w:bCs/>
+                <w:sz w:val="18"/>
+                <w:szCs w:val="18"/>
+              </w:rPr>
+              <w:t xml:space="preserve">유의사항</w:t>
+            </w:r>
+          </w:p>
+        </w:tc>
+        <w:tc>
+          <w:tcPr>
+            <w:tcW w:type="dxa" w:w="7939"/>
+            <w:tcMar>
+              <w:top w:type="dxa" w:w="64"/>
+              <w:left w:type="dxa" w:w="90"/>
+              <w:bottom w:type="dxa" w:w="64"/>
+              <w:right w:type="dxa" w:w="90"/>
+            </w:tcMar>
+            <w:vAlign w:val="center"/>
+          </w:tcPr>
+          <w:p>
+            <w:pPr>
+              <w:spacing w:after="0" w:line="270"/>
+              <w:jc w:val="left"/>
+            </w:pPr>
+            <w:r>
+              <w:rPr>
+                <w:rFonts w:ascii="맑은 고딕" w:cs="맑은 고딕" w:eastAsia="맑은 고딕" w:hAnsi="맑은 고딕" w:hint="eastAsia"/>
+                <w:color w:val="9C2A2A"/>
+                <w:sz w:val="18"/>
+                <w:szCs w:val="18"/>
+              </w:rPr>
+              <w:t xml:space="preserve">작성일자를 언제로 할지 담당자에게 한 번 확인하세요. 청구 시점과 실제 입금일이 다를 수 있습니다.</w:t>
+            </w:r>
+          </w:p>
+        </w:tc>
+      </w:tr>
+    </w:tbl>
+    <w:p>
+      <w:pPr>
+        <w:spacing w:after="140" w:before="300" w:line="300"/>
+      </w:pPr>
+      <w:r>
+        <w:rPr>
+          <w:rFonts w:ascii="맑은 고딕" w:cs="맑은 고딕" w:eastAsia="맑은 고딕" w:hAnsi="맑은 고딕" w:hint="eastAsia"/>
+          <w:b/>
+          <w:bCs/>
+          <w:sz w:val="21"/>
+          <w:szCs w:val="21"/>
+        </w:rPr>
+        <w:t xml:space="preserve">⑤  통장 사본</w:t>
+      </w:r>
+    </w:p>
+    <w:tbl>
+      <w:tblPr>
+        <w:tblW w:type="dxa" w:w="9639"/>
+        <w:tblBorders>
+          <w:top w:val="single" w:color="17365D" w:sz="8"/>
+          <w:left w:val="single" w:color="9AA5B1" w:sz="4"/>
+          <w:bottom w:val="single" w:color="17365D" w:sz="8"/>
+          <w:right w:val="single" w:color="9AA5B1" w:sz="4"/>
+          <w:insideH w:val="single" w:color="9AA5B1" w:sz="4"/>
+          <w:insideV w:val="single" w:color="9AA5B1" w:sz="4"/>
+        </w:tblBorders>
+      </w:tblPr>
+      <w:tblGrid>
+        <w:gridCol w:w="1700"/>
+        <w:gridCol w:w="7939"/>
+      </w:tblGrid>
+      <w:tr>
+        <w:tc>
+          <w:tcPr>
+            <w:tcW w:type="dxa" w:w="1700"/>
+            <w:shd w:fill="F2F2F2" w:color="auto" w:val="clear"/>
+            <w:tcMar>
+              <w:top w:type="dxa" w:w="64"/>
+              <w:left w:type="dxa" w:w="90"/>
+              <w:bottom w:type="dxa" w:w="64"/>
+              <w:right w:type="dxa" w:w="90"/>
+            </w:tcMar>
+            <w:vAlign w:val="center"/>
+          </w:tcPr>
+          <w:p>
+            <w:pPr>
+              <w:spacing w:after="0" w:line="270"/>
+              <w:jc w:val="center"/>
+            </w:pPr>
+            <w:r>
+              <w:rPr>
+                <w:rFonts w:ascii="맑은 고딕" w:cs="맑은 고딕" w:eastAsia="맑은 고딕" w:hAnsi="맑은 고딕" w:hint="eastAsia"/>
+                <w:b/>
+                <w:bCs/>
+                <w:sz w:val="18"/>
+                <w:szCs w:val="18"/>
+              </w:rPr>
+              <w:t xml:space="preserve">발급처</w:t>
+            </w:r>
+          </w:p>
+        </w:tc>
+        <w:tc>
+          <w:tcPr>
+            <w:tcW w:type="dxa" w:w="7939"/>
+            <w:tcMar>
+              <w:top w:type="dxa" w:w="64"/>
+              <w:left w:type="dxa" w:w="90"/>
+              <w:bottom w:type="dxa" w:w="64"/>
+              <w:right w:type="dxa" w:w="90"/>
+            </w:tcMar>
+            <w:vAlign w:val="center"/>
+          </w:tcPr>
+          <w:p>
+            <w:pPr>
+              <w:spacing w:after="0" w:line="270"/>
+              <w:jc w:val="left"/>
+            </w:pPr>
+            <w:r>
+              <w:rPr>
+                <w:rFonts w:ascii="맑은 고딕" w:cs="맑은 고딕" w:eastAsia="맑은 고딕" w:hAnsi="맑은 고딕" w:hint="eastAsia"/>
+                <w:sz w:val="18"/>
+                <w:szCs w:val="18"/>
+              </w:rPr>
+              <w:t xml:space="preserve">거래은행 또는 인터넷뱅킹 출력</w:t>
+            </w:r>
+          </w:p>
+        </w:tc>
+      </w:tr>
+      <w:tr>
+        <w:tc>
+          <w:tcPr>
+            <w:tcW w:type="dxa" w:w="1700"/>
+            <w:shd w:fill="F2F2F2" w:color="auto" w:val="clear"/>
+            <w:tcMar>
+              <w:top w:type="dxa" w:w="64"/>
+              <w:left w:type="dxa" w:w="90"/>
+              <w:bottom w:type="dxa" w:w="64"/>
+              <w:right w:type="dxa" w:w="90"/>
+            </w:tcMar>
+            <w:vAlign w:val="center"/>
+          </w:tcPr>
+          <w:p>
+            <w:pPr>
+              <w:spacing w:after="0" w:line="270"/>
+              <w:jc w:val="center"/>
+            </w:pPr>
+            <w:r>
+              <w:rPr>
+                <w:rFonts w:ascii="맑은 고딕" w:cs="맑은 고딕" w:eastAsia="맑은 고딕" w:hAnsi="맑은 고딕" w:hint="eastAsia"/>
+                <w:b/>
+                <w:bCs/>
+                <w:sz w:val="18"/>
+                <w:szCs w:val="18"/>
+              </w:rPr>
+              <w:t xml:space="preserve">유의사항</w:t>
+            </w:r>
+          </w:p>
+        </w:tc>
+        <w:tc>
+          <w:tcPr>
+            <w:tcW w:type="dxa" w:w="7939"/>
+            <w:tcMar>
+              <w:top w:type="dxa" w:w="64"/>
+              <w:left w:type="dxa" w:w="90"/>
+              <w:bottom w:type="dxa" w:w="64"/>
+              <w:right w:type="dxa" w:w="90"/>
+            </w:tcMar>
+            <w:vAlign w:val="center"/>
+          </w:tcPr>
+          <w:p>
+            <w:pPr>
+              <w:spacing w:after="0" w:line="270"/>
+              <w:jc w:val="left"/>
+            </w:pPr>
+            <w:r>
+              <w:rPr>
+                <w:rFonts w:ascii="맑은 고딕" w:cs="맑은 고딕" w:eastAsia="맑은 고딕" w:hAnsi="맑은 고딕" w:hint="eastAsia"/>
+                <w:sz w:val="18"/>
+                <w:szCs w:val="18"/>
+              </w:rPr>
+              <w:t xml:space="preserve">반드시 기업(법인) 명의여야 하며, 사본에 「원본대조필」과 법인인감을 날인합니다.</w:t>
+            </w:r>
+          </w:p>
+        </w:tc>
+      </w:tr>
+    </w:tbl>
+    <w:p>
+      <w:pPr>
+        <w:spacing w:after="110" w:before="300" w:line="300"/>
+      </w:pPr>
+      <w:r>
+        <w:rPr>
+          <w:rFonts w:ascii="맑은 고딕" w:cs="맑은 고딕" w:eastAsia="맑은 고딕" w:hAnsi="맑은 고딕" w:hint="eastAsia"/>
+          <w:color w:val="767676"/>
+          <w:sz w:val="18"/>
+          <w:szCs w:val="18"/>
+        </w:rPr>
+        <w:t xml:space="preserve">※ 진행 요령 — ①을 먼저 신청해 두고 그 사이에 ②~⑤를 모으면 가장 빠릅니다. 보증보험은 심사에 하루 이상 걸릴 수 있습니다.</w:t>
       </w:r>
     </w:p>
     <w:p>
@@ -2835,7 +4483,7 @@
           <w:sz w:val="21"/>
           <w:szCs w:val="21"/>
         </w:rPr>
-        <w:t xml:space="preserve">2026.    9.    28.</w:t>
+        <w:t xml:space="preserve">2026.    10.    12.</w:t>
       </w:r>
     </w:p>
     <w:p>
@@ -3065,7 +4713,7 @@
           <w:sz w:val="21"/>
           <w:szCs w:val="21"/>
         </w:rPr>
-        <w:t xml:space="preserve">2026.    9.    28.</w:t>
+        <w:t xml:space="preserve">2026.    10.    12.</w:t>
       </w:r>
     </w:p>
     <w:p>
@@ -4911,7 +6559,7 @@
           <w:sz w:val="21"/>
           <w:szCs w:val="21"/>
         </w:rPr>
-        <w:t xml:space="preserve">2026.    9.    28.</w:t>
+        <w:t xml:space="preserve">2026.    10.    12.</w:t>
       </w:r>
     </w:p>
     <w:p>
@@ -5215,7 +6863,7 @@
           <w:sz w:val="21"/>
           <w:szCs w:val="21"/>
         </w:rPr>
-        <w:t xml:space="preserve">2026.    9.    28.</w:t>
+        <w:t xml:space="preserve">2026.    10.    12.</w:t>
       </w:r>
     </w:p>
     <w:p>
